--- a/BridgeOpsClient/Documentation/Bridge Manager Administration Guide.docx
+++ b/BridgeOpsClient/Documentation/Bridge Manager Administration Guide.docx
@@ -1,6 +1,6 @@
 
 <file path=word/document.xml><?xml version="1.0" encoding="utf-8"?>
-<w:document xmlns:wpc="http://schemas.microsoft.com/office/word/2010/wordprocessingCanvas" xmlns:cx="http://schemas.microsoft.com/office/drawing/2014/chartex" xmlns:cx1="http://schemas.microsoft.com/office/drawing/2015/9/8/chartex" xmlns:cx2="http://schemas.microsoft.com/office/drawing/2015/10/21/chartex" xmlns:cx3="http://schemas.microsoft.com/office/drawing/2016/5/9/chartex" xmlns:cx4="http://schemas.microsoft.com/office/drawing/2016/5/10/chartex" xmlns:cx5="http://schemas.microsoft.com/office/drawing/2016/5/11/chartex" xmlns:cx6="http://schemas.microsoft.com/office/drawing/2016/5/12/chartex" xmlns:cx7="http://schemas.microsoft.com/office/drawing/2016/5/13/chartex" xmlns:cx8="http://schemas.microsoft.com/office/drawing/2016/5/14/chartex" xmlns:mc="http://schemas.openxmlformats.org/markup-compatibility/2006" xmlns:aink="http://schemas.microsoft.com/office/drawing/2016/ink" xmlns:am3d="http://schemas.microsoft.com/office/drawing/2017/model3d" xmlns:o="urn:schemas-microsoft-com:office:office" xmlns:oel="http://schemas.microsoft.com/office/2019/extlst" xmlns:r="http://schemas.openxmlformats.org/officeDocument/2006/relationships" xmlns:m="http://schemas.openxmlformats.org/officeDocument/2006/math" xmlns:v="urn:schemas-microsoft-com:vml" xmlns:wp14="http://schemas.microsoft.com/office/word/2010/wordprocessingDrawing" xmlns:wp="http://schemas.openxmlformats.org/drawingml/2006/wordprocessingDrawing" xmlns:w10="urn:schemas-microsoft-com:office:word" xmlns:w="http://schemas.openxmlformats.org/wordprocessingml/2006/main" xmlns:w14="http://schemas.microsoft.com/office/word/2010/wordml" xmlns:w15="http://schemas.microsoft.com/office/word/2012/wordml" xmlns:w16cei="http://schemas.microsoft.com/office/word/2026/wordml/cei" xmlns:w16cex="http://schemas.microsoft.com/office/word/2018/wordml/cex" xmlns:w16cid="http://schemas.microsoft.com/office/word/2016/wordml/cid" xmlns:w16="http://schemas.microsoft.com/office/word/2018/wordml" xmlns:w16du="http://schemas.microsoft.com/office/word/2023/wordml/word16du" xmlns:w16sdtdh="http://schemas.microsoft.com/office/word/2020/wordml/sdtdatahash" xmlns:w16sdtfl="http://schemas.microsoft.com/office/word/2024/wordml/sdtformatlock" xmlns:w16se="http://schemas.microsoft.com/office/word/2015/wordml/symex" xmlns:wpg="http://schemas.microsoft.com/office/word/2010/wordprocessingGroup" xmlns:wpi="http://schemas.microsoft.com/office/word/2010/wordprocessingInk" xmlns:wne="http://schemas.microsoft.com/office/word/2006/wordml" xmlns:wps="http://schemas.microsoft.com/office/word/2010/wordprocessingShape" mc:Ignorable="w14 w15 w16se w16cid w16 w16cex w16sdtdh w16sdtfl w16du wp14">
+<w:document xmlns:wpc="http://schemas.microsoft.com/office/word/2010/wordprocessingCanvas" xmlns:cx="http://schemas.microsoft.com/office/drawing/2014/chartex" xmlns:cx1="http://schemas.microsoft.com/office/drawing/2015/9/8/chartex" xmlns:cx2="http://schemas.microsoft.com/office/drawing/2015/10/21/chartex" xmlns:cx3="http://schemas.microsoft.com/office/drawing/2016/5/9/chartex" xmlns:cx4="http://schemas.microsoft.com/office/drawing/2016/5/10/chartex" xmlns:cx5="http://schemas.microsoft.com/office/drawing/2016/5/11/chartex" xmlns:cx6="http://schemas.microsoft.com/office/drawing/2016/5/12/chartex" xmlns:cx7="http://schemas.microsoft.com/office/drawing/2016/5/13/chartex" xmlns:cx8="http://schemas.microsoft.com/office/drawing/2016/5/14/chartex" xmlns:mc="http://schemas.openxmlformats.org/markup-compatibility/2006" xmlns:aink="http://schemas.microsoft.com/office/drawing/2016/ink" xmlns:am3d="http://schemas.microsoft.com/office/drawing/2017/model3d" xmlns:o="urn:schemas-microsoft-com:office:office" xmlns:oel="http://schemas.microsoft.com/office/2019/extlst" xmlns:r="http://schemas.openxmlformats.org/officeDocument/2006/relationships" xmlns:m="http://schemas.openxmlformats.org/officeDocument/2006/math" xmlns:v="urn:schemas-microsoft-com:vml" xmlns:wp14="http://schemas.microsoft.com/office/word/2010/wordprocessingDrawing" xmlns:wp="http://schemas.openxmlformats.org/drawingml/2006/wordprocessingDrawing" xmlns:w10="urn:schemas-microsoft-com:office:word" xmlns:w="http://schemas.openxmlformats.org/wordprocessingml/2006/main" xmlns:w14="http://schemas.microsoft.com/office/word/2010/wordml" xmlns:w15="http://schemas.microsoft.com/office/word/2012/wordml" xmlns:w16cex="http://schemas.microsoft.com/office/word/2018/wordml/cex" xmlns:w16cid="http://schemas.microsoft.com/office/word/2016/wordml/cid" xmlns:w16="http://schemas.microsoft.com/office/word/2018/wordml" xmlns:w16du="http://schemas.microsoft.com/office/word/2023/wordml/word16du" xmlns:w16sdtdh="http://schemas.microsoft.com/office/word/2020/wordml/sdtdatahash" xmlns:w16sdtfl="http://schemas.microsoft.com/office/word/2024/wordml/sdtformatlock" xmlns:w16se="http://schemas.microsoft.com/office/word/2015/wordml/symex" xmlns:wpg="http://schemas.microsoft.com/office/word/2010/wordprocessingGroup" xmlns:wpi="http://schemas.microsoft.com/office/word/2010/wordprocessingInk" xmlns:wne="http://schemas.microsoft.com/office/word/2006/wordml" xmlns:wps="http://schemas.microsoft.com/office/word/2010/wordprocessingShape" mc:Ignorable="w14 w15 w16se w16cid w16 w16cex w16sdtdh w16sdtfl w16du wp14">
   <w:body>
     <w:p>
       <w:pPr>
@@ -74,6 +74,7 @@
         </w:rPr>
         <w:t xml:space="preserve"> </w:t>
       </w:r>
+      <w:proofErr w:type="gramStart"/>
       <w:r>
         <w:rPr>
           <w:sz w:val="48"/>
@@ -97,7 +98,17 @@
           <w:sz w:val="36"/>
           <w:szCs w:val="36"/>
         </w:rPr>
-        <w:t>Administration Guide</w:t>
+        <w:t>Administration</w:t>
+      </w:r>
+      <w:proofErr w:type="gramEnd"/>
+      <w:r>
+        <w:rPr>
+          <w:b/>
+          <w:bCs/>
+          <w:sz w:val="36"/>
+          <w:szCs w:val="36"/>
+        </w:rPr>
+        <w:t xml:space="preserve"> Guide</w:t>
       </w:r>
       <w:r>
         <w:rPr>
@@ -340,6 +351,7 @@
                               </w:rPr>
                               <w:tab/>
                             </w:r>
+                            <w:proofErr w:type="gramStart"/>
                             <w:r>
                               <w:rPr>
                                 <w:sz w:val="20"/>
@@ -357,6 +369,7 @@
                               </w:rPr>
                               <w:t>1</w:t>
                             </w:r>
+                            <w:proofErr w:type="gramEnd"/>
                           </w:p>
                           <w:p>
                             <w:pPr>
@@ -381,6 +394,7 @@
                               </w:rPr>
                               <w:tab/>
                             </w:r>
+                            <w:proofErr w:type="gramStart"/>
                             <w:r>
                               <w:rPr>
                                 <w:sz w:val="20"/>
@@ -396,6 +410,7 @@
                               </w:rPr>
                               <w:t>1</w:t>
                             </w:r>
+                            <w:proofErr w:type="gramEnd"/>
                           </w:p>
                           <w:p>
                             <w:pPr>
@@ -435,6 +450,7 @@
                               </w:rPr>
                               <w:tab/>
                             </w:r>
+                            <w:proofErr w:type="gramStart"/>
                             <w:r>
                               <w:rPr>
                                 <w:sz w:val="20"/>
@@ -452,6 +468,7 @@
                               </w:rPr>
                               <w:t>2</w:t>
                             </w:r>
+                            <w:proofErr w:type="gramEnd"/>
                           </w:p>
                           <w:p>
                             <w:pPr>
@@ -483,6 +500,7 @@
                               </w:rPr>
                               <w:tab/>
                             </w:r>
+                            <w:proofErr w:type="gramStart"/>
                             <w:r>
                               <w:rPr>
                                 <w:sz w:val="20"/>
@@ -504,6 +522,7 @@
                               </w:rPr>
                               <w:t>2</w:t>
                             </w:r>
+                            <w:proofErr w:type="gramEnd"/>
                           </w:p>
                           <w:p>
                             <w:pPr>
@@ -543,6 +562,7 @@
                               </w:rPr>
                               <w:tab/>
                             </w:r>
+                            <w:proofErr w:type="gramStart"/>
                             <w:r>
                               <w:rPr>
                                 <w:sz w:val="20"/>
@@ -560,6 +580,7 @@
                               </w:rPr>
                               <w:t>2</w:t>
                             </w:r>
+                            <w:proofErr w:type="gramEnd"/>
                           </w:p>
                           <w:p>
                             <w:pPr>
@@ -599,6 +620,7 @@
                               </w:rPr>
                               <w:tab/>
                             </w:r>
+                            <w:proofErr w:type="gramStart"/>
                             <w:r>
                               <w:rPr>
                                 <w:sz w:val="20"/>
@@ -616,6 +638,7 @@
                               </w:rPr>
                               <w:t>3</w:t>
                             </w:r>
+                            <w:proofErr w:type="gramEnd"/>
                           </w:p>
                           <w:p>
                             <w:pPr>
@@ -641,6 +664,7 @@
                               </w:rPr>
                               <w:tab/>
                             </w:r>
+                            <w:proofErr w:type="gramStart"/>
                             <w:r>
                               <w:rPr>
                                 <w:sz w:val="20"/>
@@ -658,6 +682,7 @@
                               </w:rPr>
                               <w:t>4</w:t>
                             </w:r>
+                            <w:proofErr w:type="gramEnd"/>
                           </w:p>
                           <w:p>
                             <w:pPr>
@@ -676,6 +701,7 @@
                               </w:rPr>
                               <w:t>Customise Network Port Settings</w:t>
                             </w:r>
+                            <w:proofErr w:type="gramStart"/>
                             <w:r>
                               <w:rPr>
                                 <w:sz w:val="20"/>
@@ -699,6 +725,7 @@
                               </w:rPr>
                               <w:t>4</w:t>
                             </w:r>
+                            <w:proofErr w:type="gramEnd"/>
                           </w:p>
                           <w:p>
                             <w:pPr>
@@ -717,8 +744,29 @@
                                 <w:sz w:val="20"/>
                                 <w:szCs w:val="20"/>
                               </w:rPr>
-                              <w:t>Creating and Restoring From Backups</w:t>
+                              <w:t xml:space="preserve">Creating and Restoring </w:t>
                             </w:r>
+                            <w:proofErr w:type="gramStart"/>
+                            <w:r>
+                              <w:rPr>
+                                <w:b/>
+                                <w:bCs/>
+                                <w:sz w:val="20"/>
+                                <w:szCs w:val="20"/>
+                              </w:rPr>
+                              <w:t>From</w:t>
+                            </w:r>
+                            <w:proofErr w:type="gramEnd"/>
+                            <w:r>
+                              <w:rPr>
+                                <w:b/>
+                                <w:bCs/>
+                                <w:sz w:val="20"/>
+                                <w:szCs w:val="20"/>
+                              </w:rPr>
+                              <w:t xml:space="preserve"> Backups</w:t>
+                            </w:r>
+                            <w:proofErr w:type="gramStart"/>
                             <w:r>
                               <w:rPr>
                                 <w:b/>
@@ -743,6 +791,7 @@
                               </w:rPr>
                               <w:t>4</w:t>
                             </w:r>
+                            <w:proofErr w:type="gramEnd"/>
                           </w:p>
                           <w:p>
                             <w:pPr>
@@ -774,6 +823,7 @@
                               </w:rPr>
                               <w:tab/>
                             </w:r>
+                            <w:proofErr w:type="gramStart"/>
                             <w:r>
                               <w:rPr>
                                 <w:sz w:val="20"/>
@@ -790,6 +840,7 @@
                               </w:rPr>
                               <w:t>4</w:t>
                             </w:r>
+                            <w:proofErr w:type="gramEnd"/>
                           </w:p>
                           <w:p>
                             <w:pPr>
@@ -814,6 +865,7 @@
                               </w:rPr>
                               <w:tab/>
                             </w:r>
+                            <w:proofErr w:type="gramStart"/>
                             <w:r>
                               <w:rPr>
                                 <w:sz w:val="20"/>
@@ -830,6 +882,7 @@
                               </w:rPr>
                               <w:t>4</w:t>
                             </w:r>
+                            <w:proofErr w:type="gramEnd"/>
                           </w:p>
                           <w:p>
                             <w:pPr>
@@ -857,6 +910,7 @@
                               </w:rPr>
                               <w:tab/>
                             </w:r>
+                            <w:proofErr w:type="gramStart"/>
                             <w:r>
                               <w:rPr>
                                 <w:sz w:val="20"/>
@@ -879,6 +933,7 @@
                               </w:rPr>
                               <w:t>5</w:t>
                             </w:r>
+                            <w:proofErr w:type="gramEnd"/>
                           </w:p>
                           <w:p>
                             <w:pPr>
@@ -925,6 +980,7 @@
                               </w:rPr>
                               <w:tab/>
                             </w:r>
+                            <w:proofErr w:type="gramStart"/>
                             <w:r>
                               <w:rPr>
                                 <w:sz w:val="20"/>
@@ -941,6 +997,7 @@
                               </w:rPr>
                               <w:t>5</w:t>
                             </w:r>
+                            <w:proofErr w:type="gramEnd"/>
                           </w:p>
                           <w:p>
                             <w:pPr>
@@ -980,6 +1037,7 @@
                               </w:rPr>
                               <w:tab/>
                             </w:r>
+                            <w:proofErr w:type="gramStart"/>
                             <w:r>
                               <w:rPr>
                                 <w:sz w:val="20"/>
@@ -996,6 +1054,7 @@
                               </w:rPr>
                               <w:t>5</w:t>
                             </w:r>
+                            <w:proofErr w:type="gramEnd"/>
                           </w:p>
                           <w:p>
                             <w:pPr>
@@ -1042,6 +1101,7 @@
                               </w:rPr>
                               <w:tab/>
                             </w:r>
+                            <w:proofErr w:type="gramStart"/>
                             <w:r>
                               <w:rPr>
                                 <w:sz w:val="20"/>
@@ -1058,6 +1118,7 @@
                               </w:rPr>
                               <w:t>7</w:t>
                             </w:r>
+                            <w:proofErr w:type="gramEnd"/>
                           </w:p>
                           <w:p>
                             <w:pPr>
@@ -1097,6 +1158,7 @@
                               </w:rPr>
                               <w:tab/>
                             </w:r>
+                            <w:proofErr w:type="gramStart"/>
                             <w:r>
                               <w:rPr>
                                 <w:sz w:val="20"/>
@@ -1119,6 +1181,7 @@
                               </w:rPr>
                               <w:t>8</w:t>
                             </w:r>
+                            <w:proofErr w:type="gramEnd"/>
                           </w:p>
                           <w:p>
                             <w:pPr>
@@ -1158,6 +1221,7 @@
                               </w:rPr>
                               <w:tab/>
                             </w:r>
+                            <w:proofErr w:type="gramStart"/>
                             <w:r>
                               <w:rPr>
                                 <w:sz w:val="20"/>
@@ -1180,6 +1244,7 @@
                               </w:rPr>
                               <w:t>9</w:t>
                             </w:r>
+                            <w:proofErr w:type="gramEnd"/>
                           </w:p>
                         </w:txbxContent>
                       </wps:txbx>
@@ -1198,7 +1263,7 @@
               </wp:anchor>
             </w:drawing>
           </mc:Choice>
-          <mc:Fallback>
+          <mc:Fallback xmlns:w16cei="http://schemas.microsoft.com/office/word/2026/wordml/cei">
             <w:pict>
               <v:shapetype w14:anchorId="4C1B3709" id="_x0000_t202" coordsize="21600,21600" o:spt="202" path="m,l,21600r21600,l21600,xe">
                 <v:stroke joinstyle="miter"/>
@@ -2260,6 +2325,7 @@
                                 <w:lang w:val="fr-FR"/>
                               </w:rPr>
                             </w:pPr>
+                            <w:proofErr w:type="spellStart"/>
                             <w:r>
                               <w:rPr>
                                 <w:b/>
@@ -2270,6 +2336,7 @@
                               </w:rPr>
                               <w:t>Prerequisites</w:t>
                             </w:r>
+                            <w:proofErr w:type="spellEnd"/>
                             <w:r>
                               <w:rPr>
                                 <w:b/>
@@ -3272,6 +3339,7 @@
                                 <w:szCs w:val="20"/>
                               </w:rPr>
                             </w:pPr>
+                            <w:proofErr w:type="spellStart"/>
                             <w:r>
                               <w:rPr>
                                 <w:b/>
@@ -3279,7 +3347,17 @@
                                 <w:sz w:val="20"/>
                                 <w:szCs w:val="20"/>
                               </w:rPr>
-                              <w:t>BridgeManager Database Diagram</w:t>
+                              <w:t>BridgeManager</w:t>
+                            </w:r>
+                            <w:proofErr w:type="spellEnd"/>
+                            <w:r>
+                              <w:rPr>
+                                <w:b/>
+                                <w:bCs/>
+                                <w:sz w:val="20"/>
+                                <w:szCs w:val="20"/>
+                              </w:rPr>
+                              <w:t xml:space="preserve"> Database Diagram</w:t>
                             </w:r>
                             <w:r>
                               <w:rPr>
@@ -3326,7 +3404,7 @@
               </wp:anchor>
             </w:drawing>
           </mc:Choice>
-          <mc:Fallback>
+          <mc:Fallback xmlns:w16cei="http://schemas.microsoft.com/office/word/2026/wordml/cei">
             <w:pict>
               <v:shape w14:anchorId="2D7B6F3E" id="_x0000_s1027" type="#_x0000_t202" style="position:absolute;margin-left:155.55pt;margin-top:16.65pt;width:206.75pt;height:262.4pt;z-index:251670528;visibility:visible;mso-wrap-style:square;mso-width-percent:0;mso-height-percent:200;mso-wrap-distance-left:9pt;mso-wrap-distance-top:3.6pt;mso-wrap-distance-right:9pt;mso-wrap-distance-bottom:3.6pt;mso-position-horizontal:right;mso-position-horizontal-relative:margin;mso-position-vertical:absolute;mso-position-vertical-relative:text;mso-width-percent:0;mso-height-percent:200;mso-width-relative:margin;mso-height-relative:margin;v-text-anchor:top" o:gfxdata="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" stroked="f">
                 <v:textbox style="mso-fit-shape-to-text:t">
@@ -4718,6 +4796,7 @@
         </w:rPr>
         <w:t xml:space="preserve">.NET 6.0 </w:t>
       </w:r>
+      <w:proofErr w:type="gramStart"/>
       <w:r>
         <w:rPr>
           <w:b/>
@@ -4751,87 +4830,87 @@
           <w:i/>
           <w:iCs/>
         </w:rPr>
-        <w:t>x86 or x64 depending on your system</w:t>
-      </w:r>
-    </w:p>
-    <w:p>
-      <w:pPr>
-        <w:rPr>
-          <w:sz w:val="20"/>
-          <w:szCs w:val="20"/>
-        </w:rPr>
-      </w:pPr>
-      <w:r>
-        <w:rPr>
-          <w:sz w:val="20"/>
-          <w:szCs w:val="20"/>
-        </w:rPr>
-        <w:t xml:space="preserve">Required </w:t>
-      </w:r>
-      <w:r>
-        <w:rPr>
-          <w:sz w:val="20"/>
-          <w:szCs w:val="20"/>
-        </w:rPr>
-        <w:t>by</w:t>
-      </w:r>
-      <w:r>
-        <w:rPr>
-          <w:sz w:val="20"/>
-          <w:szCs w:val="20"/>
-        </w:rPr>
-        <w:t xml:space="preserve"> the main Bridge Manager </w:t>
-      </w:r>
-      <w:r>
-        <w:rPr>
-          <w:sz w:val="20"/>
-          <w:szCs w:val="20"/>
-        </w:rPr>
-        <w:t>agent</w:t>
-      </w:r>
-      <w:r>
-        <w:rPr>
-          <w:sz w:val="20"/>
-          <w:szCs w:val="20"/>
-        </w:rPr>
-        <w:t xml:space="preserve"> </w:t>
-      </w:r>
-      <w:r>
-        <w:rPr>
-          <w:sz w:val="20"/>
-          <w:szCs w:val="20"/>
-        </w:rPr>
-        <w:t xml:space="preserve">and console </w:t>
-      </w:r>
-      <w:r>
-        <w:rPr>
-          <w:sz w:val="20"/>
-          <w:szCs w:val="20"/>
-        </w:rPr>
-        <w:t>application</w:t>
-      </w:r>
-      <w:r>
-        <w:rPr>
-          <w:sz w:val="20"/>
-          <w:szCs w:val="20"/>
-        </w:rPr>
-        <w:t>s</w:t>
-      </w:r>
-      <w:r>
-        <w:rPr>
-          <w:sz w:val="20"/>
-          <w:szCs w:val="20"/>
-        </w:rPr>
-        <w:t>.</w:t>
-      </w:r>
-    </w:p>
-    <w:p>
-      <w:pPr>
+        <w:t>x</w:t>
+      </w:r>
+      <w:proofErr w:type="gramEnd"/>
+      <w:r>
         <w:rPr>
           <w:i/>
           <w:iCs/>
         </w:rPr>
-      </w:pPr>
+        <w:t>86 or x64 depending on your system</w:t>
+      </w:r>
+    </w:p>
+    <w:p>
+      <w:pPr>
+        <w:rPr>
+          <w:sz w:val="20"/>
+          <w:szCs w:val="20"/>
+        </w:rPr>
+      </w:pPr>
+      <w:r>
+        <w:rPr>
+          <w:sz w:val="20"/>
+          <w:szCs w:val="20"/>
+        </w:rPr>
+        <w:t xml:space="preserve">Required </w:t>
+      </w:r>
+      <w:r>
+        <w:rPr>
+          <w:sz w:val="20"/>
+          <w:szCs w:val="20"/>
+        </w:rPr>
+        <w:t>by</w:t>
+      </w:r>
+      <w:r>
+        <w:rPr>
+          <w:sz w:val="20"/>
+          <w:szCs w:val="20"/>
+        </w:rPr>
+        <w:t xml:space="preserve"> the main Bridge Manager </w:t>
+      </w:r>
+      <w:r>
+        <w:rPr>
+          <w:sz w:val="20"/>
+          <w:szCs w:val="20"/>
+        </w:rPr>
+        <w:t>agent</w:t>
+      </w:r>
+      <w:r>
+        <w:rPr>
+          <w:sz w:val="20"/>
+          <w:szCs w:val="20"/>
+        </w:rPr>
+        <w:t xml:space="preserve"> </w:t>
+      </w:r>
+      <w:r>
+        <w:rPr>
+          <w:sz w:val="20"/>
+          <w:szCs w:val="20"/>
+        </w:rPr>
+        <w:t xml:space="preserve">and console </w:t>
+      </w:r>
+      <w:r>
+        <w:rPr>
+          <w:sz w:val="20"/>
+          <w:szCs w:val="20"/>
+        </w:rPr>
+        <w:t>application</w:t>
+      </w:r>
+      <w:r>
+        <w:rPr>
+          <w:sz w:val="20"/>
+          <w:szCs w:val="20"/>
+        </w:rPr>
+        <w:t>s</w:t>
+      </w:r>
+      <w:r>
+        <w:rPr>
+          <w:sz w:val="20"/>
+          <w:szCs w:val="20"/>
+        </w:rPr>
+        <w:t>.</w:t>
+      </w:r>
     </w:p>
     <w:p>
       <w:pPr>
@@ -4840,113 +4919,137 @@
           <w:iCs/>
         </w:rPr>
       </w:pPr>
-      <w:r>
-        <w:rPr>
-          <w:b/>
-          <w:bCs/>
-        </w:rPr>
-        <w:t xml:space="preserve">C++ 2015 Redistributable  </w:t>
-      </w:r>
-      <w:r>
+    </w:p>
+    <w:p>
+      <w:pPr>
         <w:rPr>
           <w:i/>
           <w:iCs/>
         </w:rPr>
-        <w:t>x86 or x64 depending on your system</w:t>
-      </w:r>
-    </w:p>
-    <w:p>
-      <w:pPr>
-        <w:rPr>
-          <w:sz w:val="20"/>
-          <w:szCs w:val="20"/>
-        </w:rPr>
-      </w:pPr>
-      <w:r>
-        <w:rPr>
-          <w:sz w:val="20"/>
-          <w:szCs w:val="20"/>
-        </w:rPr>
-        <w:t xml:space="preserve">Required </w:t>
-      </w:r>
-      <w:r>
-        <w:rPr>
-          <w:sz w:val="20"/>
-          <w:szCs w:val="20"/>
-        </w:rPr>
-        <w:t>by</w:t>
-      </w:r>
-      <w:r>
-        <w:rPr>
-          <w:sz w:val="20"/>
-          <w:szCs w:val="20"/>
-        </w:rPr>
-        <w:t xml:space="preserve"> the main Bridge Manager </w:t>
-      </w:r>
-      <w:r>
-        <w:rPr>
-          <w:sz w:val="20"/>
-          <w:szCs w:val="20"/>
-        </w:rPr>
-        <w:t>agent</w:t>
-      </w:r>
-      <w:r>
-        <w:rPr>
-          <w:sz w:val="20"/>
-          <w:szCs w:val="20"/>
-        </w:rPr>
-        <w:t xml:space="preserve"> </w:t>
-      </w:r>
-      <w:r>
-        <w:rPr>
-          <w:sz w:val="20"/>
-          <w:szCs w:val="20"/>
-        </w:rPr>
-        <w:t xml:space="preserve">and console </w:t>
-      </w:r>
-      <w:r>
-        <w:rPr>
-          <w:sz w:val="20"/>
-          <w:szCs w:val="20"/>
-        </w:rPr>
-        <w:t>application</w:t>
-      </w:r>
-      <w:r>
-        <w:rPr>
-          <w:sz w:val="20"/>
-          <w:szCs w:val="20"/>
-        </w:rPr>
-        <w:t>s</w:t>
-      </w:r>
-      <w:r>
-        <w:rPr>
-          <w:sz w:val="20"/>
-          <w:szCs w:val="20"/>
-        </w:rPr>
-        <w:t>.</w:t>
-      </w:r>
-      <w:r>
-        <w:rPr>
-          <w:sz w:val="20"/>
-          <w:szCs w:val="20"/>
-        </w:rPr>
-        <w:t xml:space="preserve"> If your operating system surpasses Windows 10 version 1809 (October 2018 Update) or Windows Server 2019, this should not need to be installed.</w:t>
-      </w:r>
-    </w:p>
-    <w:p>
-      <w:pPr>
+      </w:pPr>
+      <w:r>
+        <w:rPr>
+          <w:b/>
+          <w:bCs/>
+        </w:rPr>
+        <w:t xml:space="preserve">C++ 2015 </w:t>
+      </w:r>
+      <w:proofErr w:type="gramStart"/>
+      <w:r>
+        <w:rPr>
+          <w:b/>
+          <w:bCs/>
+        </w:rPr>
+        <w:t xml:space="preserve">Redistributable  </w:t>
+      </w:r>
+      <w:r>
         <w:rPr>
           <w:i/>
           <w:iCs/>
         </w:rPr>
-      </w:pPr>
-    </w:p>
-    <w:p>
-      <w:pPr>
+        <w:t>x</w:t>
+      </w:r>
+      <w:proofErr w:type="gramEnd"/>
+      <w:r>
         <w:rPr>
           <w:i/>
           <w:iCs/>
         </w:rPr>
+        <w:t>86 or x64 depending on your system</w:t>
+      </w:r>
+    </w:p>
+    <w:p>
+      <w:pPr>
+        <w:rPr>
+          <w:sz w:val="20"/>
+          <w:szCs w:val="20"/>
+        </w:rPr>
+      </w:pPr>
+      <w:r>
+        <w:rPr>
+          <w:sz w:val="20"/>
+          <w:szCs w:val="20"/>
+        </w:rPr>
+        <w:t xml:space="preserve">Required </w:t>
+      </w:r>
+      <w:r>
+        <w:rPr>
+          <w:sz w:val="20"/>
+          <w:szCs w:val="20"/>
+        </w:rPr>
+        <w:t>by</w:t>
+      </w:r>
+      <w:r>
+        <w:rPr>
+          <w:sz w:val="20"/>
+          <w:szCs w:val="20"/>
+        </w:rPr>
+        <w:t xml:space="preserve"> the main Bridge Manager </w:t>
+      </w:r>
+      <w:r>
+        <w:rPr>
+          <w:sz w:val="20"/>
+          <w:szCs w:val="20"/>
+        </w:rPr>
+        <w:t>agent</w:t>
+      </w:r>
+      <w:r>
+        <w:rPr>
+          <w:sz w:val="20"/>
+          <w:szCs w:val="20"/>
+        </w:rPr>
+        <w:t xml:space="preserve"> </w:t>
+      </w:r>
+      <w:r>
+        <w:rPr>
+          <w:sz w:val="20"/>
+          <w:szCs w:val="20"/>
+        </w:rPr>
+        <w:t xml:space="preserve">and console </w:t>
+      </w:r>
+      <w:r>
+        <w:rPr>
+          <w:sz w:val="20"/>
+          <w:szCs w:val="20"/>
+        </w:rPr>
+        <w:t>application</w:t>
+      </w:r>
+      <w:r>
+        <w:rPr>
+          <w:sz w:val="20"/>
+          <w:szCs w:val="20"/>
+        </w:rPr>
+        <w:t>s</w:t>
+      </w:r>
+      <w:r>
+        <w:rPr>
+          <w:sz w:val="20"/>
+          <w:szCs w:val="20"/>
+        </w:rPr>
+        <w:t>.</w:t>
+      </w:r>
+      <w:r>
+        <w:rPr>
+          <w:sz w:val="20"/>
+          <w:szCs w:val="20"/>
+        </w:rPr>
+        <w:t xml:space="preserve"> If your operating system surpasses Windows 10 version 1809 (October 2018 Update) or Windows Server 2019, this should not need to be installed.</w:t>
+      </w:r>
+    </w:p>
+    <w:p>
+      <w:pPr>
+        <w:rPr>
+          <w:i/>
+          <w:iCs/>
+        </w:rPr>
+      </w:pPr>
+    </w:p>
+    <w:p>
+      <w:pPr>
+        <w:rPr>
+          <w:i/>
+          <w:iCs/>
+        </w:rPr>
       </w:pPr>
       <w:r>
         <w:rPr>
@@ -4996,7 +5099,23 @@
           <w:sz w:val="20"/>
           <w:szCs w:val="20"/>
         </w:rPr>
-        <w:t xml:space="preserve"> and most should work without issue for Bridge manager. The 2017 and 2022 versions of SQL Server Express have been tested and operate without issue. The most important factor in determining which you should use is compatibility with your operating system, but also consider storage capacities if opting for an Express edition. SQL Server 2008 Express and later come</w:t>
+        <w:t xml:space="preserve"> and most should work without issue for Bridge manager. The 2017 and 2022 versions of SQL Server Express have been tested and operate without issue. The most important factor in determining which you should use is compatibility with your </w:t>
+      </w:r>
+      <w:proofErr w:type="gramStart"/>
+      <w:r>
+        <w:rPr>
+          <w:sz w:val="20"/>
+          <w:szCs w:val="20"/>
+        </w:rPr>
+        <w:t>operating system, but</w:t>
+      </w:r>
+      <w:proofErr w:type="gramEnd"/>
+      <w:r>
+        <w:rPr>
+          <w:sz w:val="20"/>
+          <w:szCs w:val="20"/>
+        </w:rPr>
+        <w:t xml:space="preserve"> also consider storage capacities if opting for an Express edition. SQL Server 2008 Express and later come</w:t>
       </w:r>
       <w:r>
         <w:rPr>
@@ -5352,7 +5471,23 @@
           <w:sz w:val="20"/>
           <w:szCs w:val="20"/>
         </w:rPr>
-        <w:t>The login must be mapped to BridgeManager (not possible until after the application has been set up).</w:t>
+        <w:t xml:space="preserve">The login must be mapped to </w:t>
+      </w:r>
+      <w:proofErr w:type="spellStart"/>
+      <w:r>
+        <w:rPr>
+          <w:sz w:val="20"/>
+          <w:szCs w:val="20"/>
+        </w:rPr>
+        <w:t>BridgeManager</w:t>
+      </w:r>
+      <w:proofErr w:type="spellEnd"/>
+      <w:r>
+        <w:rPr>
+          <w:sz w:val="20"/>
+          <w:szCs w:val="20"/>
+        </w:rPr>
+        <w:t xml:space="preserve"> (not possible until after the application has been set up).</w:t>
       </w:r>
     </w:p>
     <w:p>
@@ -5372,14 +5507,46 @@
           <w:sz w:val="20"/>
           <w:szCs w:val="20"/>
         </w:rPr>
-        <w:t>The login should have only the public and db_datareader roles enabled</w:t>
-      </w:r>
-      <w:r>
-        <w:rPr>
-          <w:sz w:val="20"/>
-          <w:szCs w:val="20"/>
-        </w:rPr>
-        <w:t xml:space="preserve"> for the BridgeManager database (not possible until after the application has been set up).</w:t>
+        <w:t xml:space="preserve">The login should have only the public and </w:t>
+      </w:r>
+      <w:proofErr w:type="spellStart"/>
+      <w:r>
+        <w:rPr>
+          <w:sz w:val="20"/>
+          <w:szCs w:val="20"/>
+        </w:rPr>
+        <w:t>db_datareader</w:t>
+      </w:r>
+      <w:proofErr w:type="spellEnd"/>
+      <w:r>
+        <w:rPr>
+          <w:sz w:val="20"/>
+          <w:szCs w:val="20"/>
+        </w:rPr>
+        <w:t xml:space="preserve"> roles enabled</w:t>
+      </w:r>
+      <w:r>
+        <w:rPr>
+          <w:sz w:val="20"/>
+          <w:szCs w:val="20"/>
+        </w:rPr>
+        <w:t xml:space="preserve"> for the </w:t>
+      </w:r>
+      <w:proofErr w:type="spellStart"/>
+      <w:r>
+        <w:rPr>
+          <w:sz w:val="20"/>
+          <w:szCs w:val="20"/>
+        </w:rPr>
+        <w:t>BridgeManager</w:t>
+      </w:r>
+      <w:proofErr w:type="spellEnd"/>
+      <w:r>
+        <w:rPr>
+          <w:sz w:val="20"/>
+          <w:szCs w:val="20"/>
+        </w:rPr>
+        <w:t xml:space="preserve"> database (not possible until after the application has been set up).</w:t>
       </w:r>
     </w:p>
     <w:p>
@@ -5415,7 +5582,23 @@
           <w:sz w:val="20"/>
           <w:szCs w:val="20"/>
         </w:rPr>
-        <w:t>to carry out all of its functions relating to SQL Server.</w:t>
+        <w:t xml:space="preserve">to carry out </w:t>
+      </w:r>
+      <w:proofErr w:type="gramStart"/>
+      <w:r>
+        <w:rPr>
+          <w:sz w:val="20"/>
+          <w:szCs w:val="20"/>
+        </w:rPr>
+        <w:t>all of</w:t>
+      </w:r>
+      <w:proofErr w:type="gramEnd"/>
+      <w:r>
+        <w:rPr>
+          <w:sz w:val="20"/>
+          <w:szCs w:val="20"/>
+        </w:rPr>
+        <w:t xml:space="preserve"> its functions relating to SQL Server.</w:t>
       </w:r>
     </w:p>
     <w:p>
@@ -5920,7 +6103,27 @@
           <w:sz w:val="20"/>
           <w:szCs w:val="20"/>
         </w:rPr>
-        <w:t>Creating and Restoring From Backups</w:t>
+        <w:t xml:space="preserve">Creating and Restoring </w:t>
+      </w:r>
+      <w:proofErr w:type="gramStart"/>
+      <w:r>
+        <w:rPr>
+          <w:b/>
+          <w:bCs/>
+          <w:sz w:val="20"/>
+          <w:szCs w:val="20"/>
+        </w:rPr>
+        <w:t>From</w:t>
+      </w:r>
+      <w:proofErr w:type="gramEnd"/>
+      <w:r>
+        <w:rPr>
+          <w:b/>
+          <w:bCs/>
+          <w:sz w:val="20"/>
+          <w:szCs w:val="20"/>
+        </w:rPr>
+        <w:t xml:space="preserve"> Backups</w:t>
       </w:r>
       <w:r>
         <w:rPr>
@@ -6000,7 +6203,23 @@
           <w:sz w:val="20"/>
           <w:szCs w:val="20"/>
         </w:rPr>
-        <w:t xml:space="preserve"> the console application. If everything was configured correctly, you should be presented with a message stating that the server name has been read</w:t>
+        <w:t xml:space="preserve"> the console application. If everything was configured correctly, you should be presented with a message stating that the </w:t>
+      </w:r>
+      <w:proofErr w:type="gramStart"/>
+      <w:r>
+        <w:rPr>
+          <w:sz w:val="20"/>
+          <w:szCs w:val="20"/>
+        </w:rPr>
+        <w:t>server</w:t>
+      </w:r>
+      <w:proofErr w:type="gramEnd"/>
+      <w:r>
+        <w:rPr>
+          <w:sz w:val="20"/>
+          <w:szCs w:val="20"/>
+        </w:rPr>
+        <w:t xml:space="preserve"> name has been read</w:t>
       </w:r>
       <w:r>
         <w:rPr>
@@ -6269,7 +6488,23 @@
           <w:sz w:val="20"/>
           <w:szCs w:val="20"/>
         </w:rPr>
-        <w:t xml:space="preserve">‘agent’ and press enter to navigate to the agent menu, and then type </w:t>
+        <w:t xml:space="preserve">‘agent’ and press enter to navigate to the agent </w:t>
+      </w:r>
+      <w:proofErr w:type="gramStart"/>
+      <w:r>
+        <w:rPr>
+          <w:sz w:val="20"/>
+          <w:szCs w:val="20"/>
+        </w:rPr>
+        <w:t>menu, and</w:t>
+      </w:r>
+      <w:proofErr w:type="gramEnd"/>
+      <w:r>
+        <w:rPr>
+          <w:sz w:val="20"/>
+          <w:szCs w:val="20"/>
+        </w:rPr>
+        <w:t xml:space="preserve"> then type </w:t>
       </w:r>
       <w:r>
         <w:rPr>
@@ -6368,7 +6603,23 @@
           <w:sz w:val="20"/>
           <w:szCs w:val="20"/>
         </w:rPr>
-        <w:t xml:space="preserve"> menu, and then run the help command again. You will note that some of these commands call for either a string or an int to be inserted at the end. A string represents text, and an int represents a whole number. If you read the explanation for ‘import organisation</w:t>
+        <w:t xml:space="preserve"> </w:t>
+      </w:r>
+      <w:proofErr w:type="gramStart"/>
+      <w:r>
+        <w:rPr>
+          <w:sz w:val="20"/>
+          <w:szCs w:val="20"/>
+        </w:rPr>
+        <w:t>menu, and</w:t>
+      </w:r>
+      <w:proofErr w:type="gramEnd"/>
+      <w:r>
+        <w:rPr>
+          <w:sz w:val="20"/>
+          <w:szCs w:val="20"/>
+        </w:rPr>
+        <w:t xml:space="preserve"> then run the help command again. You will note that some of these commands call for either a string or an int to be inserted at the end. A string represents text, and an int represents a whole number. If you read the explanation for ‘import organisation</w:t>
       </w:r>
       <w:r>
         <w:rPr>
@@ -6929,7 +7180,23 @@
           <w:sz w:val="20"/>
           <w:szCs w:val="20"/>
         </w:rPr>
-        <w:t xml:space="preserve"> You can also take a look </w:t>
+        <w:t xml:space="preserve"> You can also </w:t>
+      </w:r>
+      <w:proofErr w:type="gramStart"/>
+      <w:r>
+        <w:rPr>
+          <w:sz w:val="20"/>
+          <w:szCs w:val="20"/>
+        </w:rPr>
+        <w:t>take a look</w:t>
+      </w:r>
+      <w:proofErr w:type="gramEnd"/>
+      <w:r>
+        <w:rPr>
+          <w:sz w:val="20"/>
+          <w:szCs w:val="20"/>
+        </w:rPr>
+        <w:t xml:space="preserve"> </w:t>
       </w:r>
       <w:r>
         <w:rPr>
@@ -7023,8 +7290,9 @@
           <w:sz w:val="18"/>
           <w:szCs w:val="18"/>
         </w:rPr>
-        <w:t xml:space="preserve"> d</w:t>
-      </w:r>
+        <w:t xml:space="preserve"> </w:t>
+      </w:r>
+      <w:proofErr w:type="gramStart"/>
       <w:r>
         <w:rPr>
           <w:rFonts w:ascii="Roboto Mono" w:hAnsi="Roboto Mono"/>
@@ -7033,7 +7301,7 @@
           <w:sz w:val="18"/>
           <w:szCs w:val="18"/>
         </w:rPr>
-        <w:t>atabase</w:t>
+        <w:t>d</w:t>
       </w:r>
       <w:r>
         <w:rPr>
@@ -7043,10 +7311,13 @@
           <w:sz w:val="18"/>
           <w:szCs w:val="18"/>
         </w:rPr>
-        <w:t xml:space="preserve"> </w:t>
-      </w:r>
-      <w:r>
-        <w:rPr>
+        <w:t>atabase</w:t>
+      </w:r>
+      <w:r>
+        <w:rPr>
+          <w:rFonts w:ascii="Roboto Mono" w:hAnsi="Roboto Mono"/>
+          <w:b/>
+          <w:bCs/>
           <w:sz w:val="18"/>
           <w:szCs w:val="18"/>
         </w:rPr>
@@ -7054,11 +7325,19 @@
       </w:r>
       <w:r>
         <w:rPr>
+          <w:sz w:val="18"/>
+          <w:szCs w:val="18"/>
+        </w:rPr>
+        <w:t xml:space="preserve"> </w:t>
+      </w:r>
+      <w:r>
+        <w:rPr>
           <w:sz w:val="20"/>
           <w:szCs w:val="20"/>
         </w:rPr>
         <w:t>&gt;</w:t>
       </w:r>
+      <w:proofErr w:type="gramEnd"/>
       <w:r>
         <w:rPr>
           <w:rFonts w:ascii="Roboto Mono" w:hAnsi="Roboto Mono"/>
@@ -7426,7 +7705,27 @@
           <w:sz w:val="40"/>
           <w:szCs w:val="40"/>
         </w:rPr>
-        <w:t>Creating and Restoring From Backups</w:t>
+        <w:t xml:space="preserve">Creating and Restoring </w:t>
+      </w:r>
+      <w:proofErr w:type="gramStart"/>
+      <w:r>
+        <w:rPr>
+          <w:b/>
+          <w:bCs/>
+          <w:sz w:val="40"/>
+          <w:szCs w:val="40"/>
+        </w:rPr>
+        <w:t>From</w:t>
+      </w:r>
+      <w:proofErr w:type="gramEnd"/>
+      <w:r>
+        <w:rPr>
+          <w:b/>
+          <w:bCs/>
+          <w:sz w:val="40"/>
+          <w:szCs w:val="40"/>
+        </w:rPr>
+        <w:t xml:space="preserve"> Backups</w:t>
       </w:r>
     </w:p>
     <w:p>
@@ -7742,14 +8041,46 @@
           <w:sz w:val="20"/>
           <w:szCs w:val="20"/>
         </w:rPr>
-        <w:t xml:space="preserve"> (the folder must still be named “Bridge Manager” in order for the console and agent to locate it)</w:t>
-      </w:r>
-      <w:r>
-        <w:rPr>
-          <w:sz w:val="20"/>
-          <w:szCs w:val="20"/>
-        </w:rPr>
-        <w:t xml:space="preserve">. If another program is currently accessing the database, SQL Server Management Studio for example, you may need to close this in order to </w:t>
+        <w:t xml:space="preserve"> (the folder must still be named “Bridge Manager” </w:t>
+      </w:r>
+      <w:proofErr w:type="gramStart"/>
+      <w:r>
+        <w:rPr>
+          <w:sz w:val="20"/>
+          <w:szCs w:val="20"/>
+        </w:rPr>
+        <w:t>in order for</w:t>
+      </w:r>
+      <w:proofErr w:type="gramEnd"/>
+      <w:r>
+        <w:rPr>
+          <w:sz w:val="20"/>
+          <w:szCs w:val="20"/>
+        </w:rPr>
+        <w:t xml:space="preserve"> the console and agent to locate it)</w:t>
+      </w:r>
+      <w:r>
+        <w:rPr>
+          <w:sz w:val="20"/>
+          <w:szCs w:val="20"/>
+        </w:rPr>
+        <w:t xml:space="preserve">. If another program is currently accessing the database, SQL Server Management Studio for example, you may need to close this </w:t>
+      </w:r>
+      <w:proofErr w:type="gramStart"/>
+      <w:r>
+        <w:rPr>
+          <w:sz w:val="20"/>
+          <w:szCs w:val="20"/>
+        </w:rPr>
+        <w:t>in order to</w:t>
+      </w:r>
+      <w:proofErr w:type="gramEnd"/>
+      <w:r>
+        <w:rPr>
+          <w:sz w:val="20"/>
+          <w:szCs w:val="20"/>
+        </w:rPr>
+        <w:t xml:space="preserve"> </w:t>
       </w:r>
       <w:r>
         <w:rPr>
@@ -7823,7 +8154,23 @@
           <w:sz w:val="20"/>
           <w:szCs w:val="20"/>
         </w:rPr>
-        <w:t xml:space="preserve">its BridgeManager </w:t>
+        <w:t xml:space="preserve">its </w:t>
+      </w:r>
+      <w:proofErr w:type="spellStart"/>
+      <w:r>
+        <w:rPr>
+          <w:sz w:val="20"/>
+          <w:szCs w:val="20"/>
+        </w:rPr>
+        <w:t>BridgeManager</w:t>
+      </w:r>
+      <w:proofErr w:type="spellEnd"/>
+      <w:r>
+        <w:rPr>
+          <w:sz w:val="20"/>
+          <w:szCs w:val="20"/>
+        </w:rPr>
+        <w:t xml:space="preserve"> </w:t>
       </w:r>
       <w:r>
         <w:rPr>
@@ -8221,7 +8568,25 @@
           <w:sz w:val="20"/>
           <w:szCs w:val="20"/>
         </w:rPr>
-        <w:t>environment. If the database is only ever intended to be created once on one system, you are better off using the client to customise the database layout after installation. The only exception to this rule is if you want to reduce the Organisation or Asset ID column types from INT to SMALLINT or TINYINT, but be aware that you will not be able to increase these later through the console or client should they prove insufficient, and doing so manually through something like SQL Server Management Studio will prove difficult and may corrupt the integrity of the database if not done correctly.</w:t>
+        <w:t xml:space="preserve">environment. If the database is only ever intended to be created once on one system, you are better off using the client to customise the database layout after installation. The only exception to this rule is if you want to reduce the Organisation or Asset ID column types from INT to SMALLINT or </w:t>
+      </w:r>
+      <w:proofErr w:type="gramStart"/>
+      <w:r>
+        <w:rPr>
+          <w:bCs/>
+          <w:sz w:val="20"/>
+          <w:szCs w:val="20"/>
+        </w:rPr>
+        <w:t>TINYINT, but</w:t>
+      </w:r>
+      <w:proofErr w:type="gramEnd"/>
+      <w:r>
+        <w:rPr>
+          <w:bCs/>
+          <w:sz w:val="20"/>
+          <w:szCs w:val="20"/>
+        </w:rPr>
+        <w:t xml:space="preserve"> be aware that you will not be able to increase these later through the console or client should they prove insufficient, and doing so manually through something like SQL Server Management Studio will prove difficult and may corrupt the integrity of the database if not done correctly.</w:t>
       </w:r>
     </w:p>
     <w:p>
@@ -8255,16 +8620,36 @@
           <w:sz w:val="20"/>
           <w:szCs w:val="20"/>
         </w:rPr>
-        <w:t xml:space="preserve"> t</w:t>
-      </w:r>
-      <w:r>
-        <w:rPr>
-          <w:b/>
-          <w:bCs/>
-          <w:sz w:val="20"/>
-          <w:szCs w:val="20"/>
-        </w:rPr>
-        <w:t>ype override</w:t>
+        <w:t xml:space="preserve"> </w:t>
+      </w:r>
+      <w:proofErr w:type="gramStart"/>
+      <w:r>
+        <w:rPr>
+          <w:b/>
+          <w:bCs/>
+          <w:sz w:val="20"/>
+          <w:szCs w:val="20"/>
+        </w:rPr>
+        <w:t>t</w:t>
+      </w:r>
+      <w:r>
+        <w:rPr>
+          <w:b/>
+          <w:bCs/>
+          <w:sz w:val="20"/>
+          <w:szCs w:val="20"/>
+        </w:rPr>
+        <w:t>ype</w:t>
+      </w:r>
+      <w:proofErr w:type="gramEnd"/>
+      <w:r>
+        <w:rPr>
+          <w:b/>
+          <w:bCs/>
+          <w:sz w:val="20"/>
+          <w:szCs w:val="20"/>
+        </w:rPr>
+        <w:t xml:space="preserve"> override</w:t>
       </w:r>
       <w:r>
         <w:rPr>
@@ -8361,7 +8746,39 @@
           <w:sz w:val="20"/>
           <w:szCs w:val="20"/>
         </w:rPr>
-        <w:t>commands allow you to predefine more user-friendly names for columns or names more specific to your use case, for example changing ‘Dial_No’ to ‘IP_Address’.</w:t>
+        <w:t>commands allow you to predefine more user-friendly names for columns or names more specific to your use case, for example changing ‘</w:t>
+      </w:r>
+      <w:proofErr w:type="spellStart"/>
+      <w:r>
+        <w:rPr>
+          <w:sz w:val="20"/>
+          <w:szCs w:val="20"/>
+        </w:rPr>
+        <w:t>Dial_No</w:t>
+      </w:r>
+      <w:proofErr w:type="spellEnd"/>
+      <w:r>
+        <w:rPr>
+          <w:sz w:val="20"/>
+          <w:szCs w:val="20"/>
+        </w:rPr>
+        <w:t>’ to ‘</w:t>
+      </w:r>
+      <w:proofErr w:type="spellStart"/>
+      <w:r>
+        <w:rPr>
+          <w:sz w:val="20"/>
+          <w:szCs w:val="20"/>
+        </w:rPr>
+        <w:t>IP_Address</w:t>
+      </w:r>
+      <w:proofErr w:type="spellEnd"/>
+      <w:r>
+        <w:rPr>
+          <w:sz w:val="20"/>
+          <w:szCs w:val="20"/>
+        </w:rPr>
+        <w:t>’.</w:t>
       </w:r>
       <w:r>
         <w:rPr>
@@ -8477,7 +8894,23 @@
           <w:sz w:val="20"/>
           <w:szCs w:val="20"/>
         </w:rPr>
-        <w:t>After running the previous command to create type-overrides.txt, open it in a text editor. Instructions are provided at the top of the file – make sure to read these fully. Note that all lines beginning with “# ” will be ignored when loading overrides from the file. Once you are happy</w:t>
+        <w:t>After running the previous command to create type-overrides.txt, open it in a text editor. Instructions are provided at the top of the file – make sure to read these fully. Note that all lines beginning with “</w:t>
+      </w:r>
+      <w:proofErr w:type="gramStart"/>
+      <w:r>
+        <w:rPr>
+          <w:sz w:val="20"/>
+          <w:szCs w:val="20"/>
+        </w:rPr>
+        <w:t># ”</w:t>
+      </w:r>
+      <w:proofErr w:type="gramEnd"/>
+      <w:r>
+        <w:rPr>
+          <w:sz w:val="20"/>
+          <w:szCs w:val="20"/>
+        </w:rPr>
+        <w:t xml:space="preserve"> will be ignored when loading overrides from the file. Once you are happy</w:t>
       </w:r>
       <w:r>
         <w:rPr>
@@ -8766,7 +9199,23 @@
           <w:sz w:val="20"/>
           <w:szCs w:val="20"/>
         </w:rPr>
-        <w:t xml:space="preserve"> fully. Note that all lines beginning with “# ” will be ignored when loading </w:t>
+        <w:t xml:space="preserve"> fully. Note that all lines beginning with “</w:t>
+      </w:r>
+      <w:proofErr w:type="gramStart"/>
+      <w:r>
+        <w:rPr>
+          <w:sz w:val="20"/>
+          <w:szCs w:val="20"/>
+        </w:rPr>
+        <w:t># ”</w:t>
+      </w:r>
+      <w:proofErr w:type="gramEnd"/>
+      <w:r>
+        <w:rPr>
+          <w:sz w:val="20"/>
+          <w:szCs w:val="20"/>
+        </w:rPr>
+        <w:t xml:space="preserve"> will be ignored when loading </w:t>
       </w:r>
       <w:r>
         <w:rPr>
@@ -8971,7 +9420,23 @@
           <w:sz w:val="20"/>
           <w:szCs w:val="20"/>
         </w:rPr>
-        <w:t xml:space="preserve"> fully. Note that all lines beginning with “# ” will be ignored when loading friendly names from the file. Once you are happy, run the command. Any successfully read names will be summarised here and will be applied automatically after database creation (all friendly names are held in a dedicated table rather than being applied to the actual database structure in any way).</w:t>
+        <w:t xml:space="preserve"> fully. Note that all lines beginning with “</w:t>
+      </w:r>
+      <w:proofErr w:type="gramStart"/>
+      <w:r>
+        <w:rPr>
+          <w:sz w:val="20"/>
+          <w:szCs w:val="20"/>
+        </w:rPr>
+        <w:t># ”</w:t>
+      </w:r>
+      <w:proofErr w:type="gramEnd"/>
+      <w:r>
+        <w:rPr>
+          <w:sz w:val="20"/>
+          <w:szCs w:val="20"/>
+        </w:rPr>
+        <w:t xml:space="preserve"> will be ignored when loading friendly names from the file. Once you are happy, run the command. Any successfully read names will be summarised here and will be applied automatically after database creation (all friendly names are held in a dedicated table rather than being applied to the actual database structure in any way).</w:t>
       </w:r>
     </w:p>
     <w:p>
@@ -9061,7 +9526,39 @@
           <w:sz w:val="20"/>
           <w:szCs w:val="20"/>
         </w:rPr>
-        <w:t>This command will automatically create the database, placing both the BridgeManager_Data.mdf database file and the BridgeManager_Log.ldf log file into “Documents/Bridge Manager”, applying any loaded type overrides, column additions or friendly names as it does so.</w:t>
+        <w:t xml:space="preserve">This command will automatically create the database, placing both the </w:t>
+      </w:r>
+      <w:proofErr w:type="spellStart"/>
+      <w:r>
+        <w:rPr>
+          <w:sz w:val="20"/>
+          <w:szCs w:val="20"/>
+        </w:rPr>
+        <w:t>BridgeManager_Data.mdf</w:t>
+      </w:r>
+      <w:proofErr w:type="spellEnd"/>
+      <w:r>
+        <w:rPr>
+          <w:sz w:val="20"/>
+          <w:szCs w:val="20"/>
+        </w:rPr>
+        <w:t xml:space="preserve"> database file and the </w:t>
+      </w:r>
+      <w:proofErr w:type="spellStart"/>
+      <w:r>
+        <w:rPr>
+          <w:sz w:val="20"/>
+          <w:szCs w:val="20"/>
+        </w:rPr>
+        <w:t>BridgeManager_Log.ldf</w:t>
+      </w:r>
+      <w:proofErr w:type="spellEnd"/>
+      <w:r>
+        <w:rPr>
+          <w:sz w:val="20"/>
+          <w:szCs w:val="20"/>
+        </w:rPr>
+        <w:t xml:space="preserve"> log file into “Documents/Bridge Manager”, applying any loaded type overrides, column additions or friendly names as it does so.</w:t>
       </w:r>
     </w:p>
     <w:p>
@@ -10344,12 +10841,21 @@
         </w:rPr>
         <w:br/>
       </w:r>
-      <w:r>
-        <w:rPr>
-          <w:sz w:val="20"/>
-          <w:szCs w:val="20"/>
-        </w:rPr>
-        <w:t>Start the BridgeManagerAgent.exe program. Note that this executable must be in the same directory as the console application. The command will fail if the executable could not be found, or if the process is already running in the background.</w:t>
+      <w:proofErr w:type="spellStart"/>
+      <w:r>
+        <w:rPr>
+          <w:sz w:val="20"/>
+          <w:szCs w:val="20"/>
+        </w:rPr>
+        <w:t>Start</w:t>
+      </w:r>
+      <w:proofErr w:type="spellEnd"/>
+      <w:r>
+        <w:rPr>
+          <w:sz w:val="20"/>
+          <w:szCs w:val="20"/>
+        </w:rPr>
+        <w:t xml:space="preserve"> the BridgeManagerAgent.exe program. Note that this executable must be in the same directory as the console application. The command will fail if the executable could not be found, or if the process is already running in the background.</w:t>
       </w:r>
     </w:p>
     <w:p>
@@ -10408,12 +10914,21 @@
         </w:rPr>
         <w:br/>
       </w:r>
-      <w:r>
-        <w:rPr>
-          <w:sz w:val="20"/>
-          <w:szCs w:val="20"/>
-        </w:rPr>
-        <w:t>Stop the BridgeManagerAgent.exe program. This command will work even if the agent wasn’t started this session or from within the console</w:t>
+      <w:proofErr w:type="spellStart"/>
+      <w:r>
+        <w:rPr>
+          <w:sz w:val="20"/>
+          <w:szCs w:val="20"/>
+        </w:rPr>
+        <w:t>Stop</w:t>
+      </w:r>
+      <w:proofErr w:type="spellEnd"/>
+      <w:r>
+        <w:rPr>
+          <w:sz w:val="20"/>
+          <w:szCs w:val="20"/>
+        </w:rPr>
+        <w:t xml:space="preserve"> the BridgeManagerAgent.exe program. This command will work even if the agent wasn’t started this session or from within the console</w:t>
       </w:r>
       <w:r>
         <w:rPr>
@@ -10552,57 +11067,6 @@
         </w:rPr>
         <w:t>Note that this function can be unreliable due to its dependence on the client application being logged in and responsive.</w:t>
       </w:r>
-      <w:r>
-        <w:rPr>
-          <w:sz w:val="20"/>
-          <w:szCs w:val="20"/>
-        </w:rPr>
-        <w:t xml:space="preserve"> After running this command,</w:t>
-      </w:r>
-      <w:r>
-        <w:rPr>
-          <w:sz w:val="20"/>
-          <w:szCs w:val="20"/>
-        </w:rPr>
-        <w:t xml:space="preserve"> it may take up to 10 seconds for the session to be terminated and reflected in the information provided by the</w:t>
-      </w:r>
-      <w:r>
-        <w:rPr>
-          <w:rFonts w:ascii="Roboto Mono" w:hAnsi="Roboto Mono"/>
-          <w:b/>
-          <w:bCs/>
-          <w:sz w:val="16"/>
-          <w:szCs w:val="16"/>
-        </w:rPr>
-        <w:t xml:space="preserve"> s</w:t>
-      </w:r>
-      <w:r>
-        <w:rPr>
-          <w:rFonts w:ascii="Roboto Mono" w:hAnsi="Roboto Mono"/>
-          <w:b/>
-          <w:bCs/>
-          <w:sz w:val="16"/>
-          <w:szCs w:val="16"/>
-        </w:rPr>
-        <w:t>tatu</w:t>
-      </w:r>
-      <w:r>
-        <w:rPr>
-          <w:rFonts w:ascii="Roboto Mono" w:hAnsi="Roboto Mono"/>
-          <w:b/>
-          <w:bCs/>
-          <w:sz w:val="16"/>
-          <w:szCs w:val="16"/>
-        </w:rPr>
-        <w:t xml:space="preserve">s </w:t>
-      </w:r>
-      <w:r>
-        <w:rPr>
-          <w:sz w:val="20"/>
-          <w:szCs w:val="20"/>
-        </w:rPr>
-        <w:t>command.</w:t>
-      </w:r>
     </w:p>
     <w:p>
       <w:pPr>
@@ -10663,6 +11127,74 @@
         <w:br/>
         <w:t xml:space="preserve">Open the text file containing the server’s error log in the system’s default text editor. </w:t>
       </w:r>
+    </w:p>
+    <w:p>
+      <w:pPr>
+        <w:rPr>
+          <w:sz w:val="20"/>
+          <w:szCs w:val="20"/>
+        </w:rPr>
+      </w:pPr>
+      <w:r>
+        <w:rPr>
+          <w:rFonts w:ascii="Roboto Mono" w:hAnsi="Roboto Mono"/>
+          <w:b/>
+          <w:bCs/>
+          <w:sz w:val="20"/>
+          <w:szCs w:val="20"/>
+        </w:rPr>
+        <w:t>set session cull timeout</w:t>
+      </w:r>
+      <w:r>
+        <w:rPr>
+          <w:sz w:val="20"/>
+          <w:szCs w:val="20"/>
+        </w:rPr>
+        <w:br/>
+      </w:r>
+      <w:r>
+        <w:rPr>
+          <w:sz w:val="20"/>
+          <w:szCs w:val="20"/>
+        </w:rPr>
+        <w:t>Set the session cull timeout in seconds to any value greater than 10</w:t>
+      </w:r>
+      <w:r>
+        <w:rPr>
+          <w:sz w:val="20"/>
+          <w:szCs w:val="20"/>
+        </w:rPr>
+        <w:t>.</w:t>
+      </w:r>
+      <w:r>
+        <w:rPr>
+          <w:sz w:val="20"/>
+          <w:szCs w:val="20"/>
+        </w:rPr>
+        <w:t xml:space="preserve"> </w:t>
+      </w:r>
+      <w:r>
+        <w:rPr>
+          <w:sz w:val="20"/>
+          <w:szCs w:val="20"/>
+        </w:rPr>
+        <w:t>S</w:t>
+      </w:r>
+      <w:r>
+        <w:rPr>
+          <w:sz w:val="20"/>
+          <w:szCs w:val="20"/>
+        </w:rPr>
+        <w:t>et to 0 to disable the feature.</w:t>
+      </w:r>
+    </w:p>
+    <w:p>
+      <w:pPr>
+        <w:rPr>
+          <w:sz w:val="20"/>
+          <w:szCs w:val="20"/>
+        </w:rPr>
+      </w:pPr>
     </w:p>
     <w:p>
       <w:pPr>
@@ -11267,6 +11799,7 @@
         </w:rPr>
         <w:t xml:space="preserve">.NET 6.0 </w:t>
       </w:r>
+      <w:proofErr w:type="gramStart"/>
       <w:r>
         <w:rPr>
           <w:b/>
@@ -11300,7 +11833,15 @@
           <w:i/>
           <w:iCs/>
         </w:rPr>
-        <w:t>x86 or x64 depending on your system</w:t>
+        <w:t>x</w:t>
+      </w:r>
+      <w:proofErr w:type="gramEnd"/>
+      <w:r>
+        <w:rPr>
+          <w:i/>
+          <w:iCs/>
+        </w:rPr>
+        <w:t>86 or x64 depending on your system</w:t>
       </w:r>
     </w:p>
     <w:p>
@@ -12220,7 +12761,15 @@
           <w:sz w:val="20"/>
           <w:szCs w:val="20"/>
         </w:rPr>
-        <w:t>. Check the client's network settings and the agent's network-config.txt file</w:t>
+        <w:t xml:space="preserve">. Check the client's network settings and the agent's network-config.txt </w:t>
+      </w:r>
+      <w:proofErr w:type="gramStart"/>
+      <w:r>
+        <w:rPr>
+          <w:sz w:val="20"/>
+          <w:szCs w:val="20"/>
+        </w:rPr>
+        <w:t>file</w:t>
       </w:r>
       <w:r>
         <w:rPr>
@@ -12234,7 +12783,15 @@
           <w:sz w:val="20"/>
           <w:szCs w:val="20"/>
         </w:rPr>
-        <w:t xml:space="preserve"> and </w:t>
+        <w:t xml:space="preserve"> and</w:t>
+      </w:r>
+      <w:proofErr w:type="gramEnd"/>
+      <w:r>
+        <w:rPr>
+          <w:sz w:val="20"/>
+          <w:szCs w:val="20"/>
+        </w:rPr>
+        <w:t xml:space="preserve"> </w:t>
       </w:r>
       <w:r>
         <w:rPr>
@@ -14572,14 +15129,30 @@
           <w:sz w:val="20"/>
           <w:szCs w:val="20"/>
         </w:rPr>
-        <w:t xml:space="preserve">Bridge Manager’s database layout, and </w:t>
-      </w:r>
-      <w:r>
-        <w:rPr>
-          <w:sz w:val="20"/>
-          <w:szCs w:val="20"/>
-        </w:rPr>
-        <w:t xml:space="preserve">also </w:t>
+        <w:t xml:space="preserve">Bridge Manager’s database layout, </w:t>
+      </w:r>
+      <w:proofErr w:type="gramStart"/>
+      <w:r>
+        <w:rPr>
+          <w:sz w:val="20"/>
+          <w:szCs w:val="20"/>
+        </w:rPr>
+        <w:t xml:space="preserve">and </w:t>
+      </w:r>
+      <w:r>
+        <w:rPr>
+          <w:sz w:val="20"/>
+          <w:szCs w:val="20"/>
+        </w:rPr>
+        <w:t>also</w:t>
+      </w:r>
+      <w:proofErr w:type="gramEnd"/>
+      <w:r>
+        <w:rPr>
+          <w:sz w:val="20"/>
+          <w:szCs w:val="20"/>
+        </w:rPr>
+        <w:t xml:space="preserve"> </w:t>
       </w:r>
       <w:r>
         <w:rPr>
@@ -14855,12 +15428,21 @@
         </w:rPr>
         <w:br/>
       </w:r>
-      <w:r>
-        <w:rPr>
-          <w:sz w:val="20"/>
-          <w:szCs w:val="20"/>
-        </w:rPr>
-        <w:t xml:space="preserve">Non-editable columns that are integral to the software’s core functions may use friendly names to change how they appear across the application. See the </w:t>
+      <w:proofErr w:type="gramStart"/>
+      <w:r>
+        <w:rPr>
+          <w:sz w:val="20"/>
+          <w:szCs w:val="20"/>
+        </w:rPr>
+        <w:t>Non-editable</w:t>
+      </w:r>
+      <w:proofErr w:type="gramEnd"/>
+      <w:r>
+        <w:rPr>
+          <w:sz w:val="20"/>
+          <w:szCs w:val="20"/>
+        </w:rPr>
+        <w:t xml:space="preserve"> columns that are integral to the software’s core functions may use friendly names to change how they appear across the application. See the </w:t>
       </w:r>
       <w:r>
         <w:rPr>
@@ -15543,7 +16125,23 @@
           <w:sz w:val="20"/>
           <w:szCs w:val="20"/>
         </w:rPr>
-        <w:t>the organisation table’s Dial_No column to ‘IP Address’, it will appear as ‘IP Address’ in the Organisation window, the search bar of the data pane and the select query builder.</w:t>
+        <w:t xml:space="preserve">the organisation table’s </w:t>
+      </w:r>
+      <w:proofErr w:type="spellStart"/>
+      <w:r>
+        <w:rPr>
+          <w:sz w:val="20"/>
+          <w:szCs w:val="20"/>
+        </w:rPr>
+        <w:t>Dial_No</w:t>
+      </w:r>
+      <w:proofErr w:type="spellEnd"/>
+      <w:r>
+        <w:rPr>
+          <w:sz w:val="20"/>
+          <w:szCs w:val="20"/>
+        </w:rPr>
+        <w:t xml:space="preserve"> column to ‘IP Address’, it will appear as ‘IP Address’ in the Organisation window, the search bar of the data pane and the select query builder.</w:t>
       </w:r>
     </w:p>
     <w:p>
@@ -15703,6 +16301,7 @@
         </w:rPr>
         <w:t>type (</w:t>
       </w:r>
+      <w:proofErr w:type="spellStart"/>
       <w:r>
         <w:rPr>
           <w:b/>
@@ -15717,8 +16316,17 @@
           <w:sz w:val="20"/>
           <w:szCs w:val="20"/>
         </w:rPr>
-        <w:t xml:space="preserve">iable </w:t>
-      </w:r>
+        <w:t>iable</w:t>
+      </w:r>
+      <w:proofErr w:type="spellEnd"/>
+      <w:r>
+        <w:rPr>
+          <w:sz w:val="20"/>
+          <w:szCs w:val="20"/>
+        </w:rPr>
+        <w:t xml:space="preserve"> </w:t>
+      </w:r>
+      <w:proofErr w:type="spellStart"/>
       <w:r>
         <w:rPr>
           <w:b/>
@@ -15733,7 +16341,15 @@
           <w:sz w:val="20"/>
           <w:szCs w:val="20"/>
         </w:rPr>
-        <w:t>acter)</w:t>
+        <w:t>acter</w:t>
+      </w:r>
+      <w:proofErr w:type="spellEnd"/>
+      <w:r>
+        <w:rPr>
+          <w:sz w:val="20"/>
+          <w:szCs w:val="20"/>
+        </w:rPr>
+        <w:t>)</w:t>
       </w:r>
       <w:r>
         <w:rPr>
@@ -16453,7 +17069,15 @@
           <w:sz w:val="20"/>
           <w:szCs w:val="20"/>
         </w:rPr>
-        <w:t>Placing this constraint on a column will force all</w:t>
+        <w:t xml:space="preserve">Placing this constraint on a column will force </w:t>
+      </w:r>
+      <w:proofErr w:type="gramStart"/>
+      <w:r>
+        <w:rPr>
+          <w:sz w:val="20"/>
+          <w:szCs w:val="20"/>
+        </w:rPr>
+        <w:t>all</w:t>
       </w:r>
       <w:r>
         <w:rPr>
@@ -16462,6 +17086,7 @@
         </w:rPr>
         <w:t xml:space="preserve"> of</w:t>
       </w:r>
+      <w:proofErr w:type="gramEnd"/>
       <w:r>
         <w:rPr>
           <w:sz w:val="20"/>
@@ -16811,6 +17436,7 @@
         </w:rPr>
         <w:t xml:space="preserve"> synchronous with any foreign keys that reference them. Bridge Manager has been designed to automate this process, so that, for example, if </w:t>
       </w:r>
+      <w:proofErr w:type="spellStart"/>
       <w:r>
         <w:rPr>
           <w:i/>
@@ -16820,6 +17446,7 @@
         </w:rPr>
         <w:t>Organisation.Organisation_Reference</w:t>
       </w:r>
+      <w:proofErr w:type="spellEnd"/>
       <w:r>
         <w:rPr>
           <w:sz w:val="20"/>
@@ -16827,6 +17454,7 @@
         </w:rPr>
         <w:t xml:space="preserve"> has its max length updated, then </w:t>
       </w:r>
+      <w:proofErr w:type="spellStart"/>
       <w:r>
         <w:rPr>
           <w:i/>
@@ -16854,6 +17482,7 @@
         </w:rPr>
         <w:t>_Reference</w:t>
       </w:r>
+      <w:proofErr w:type="spellEnd"/>
       <w:r>
         <w:rPr>
           <w:sz w:val="20"/>
@@ -16861,6 +17490,7 @@
         </w:rPr>
         <w:t xml:space="preserve"> and </w:t>
       </w:r>
+      <w:proofErr w:type="spellStart"/>
       <w:r>
         <w:rPr>
           <w:i/>
@@ -16870,6 +17500,7 @@
         </w:rPr>
         <w:t>Organisation.Parent_Reference</w:t>
       </w:r>
+      <w:proofErr w:type="spellEnd"/>
       <w:r>
         <w:rPr>
           <w:sz w:val="20"/>
@@ -16940,7 +17571,23 @@
           <w:sz w:val="20"/>
           <w:szCs w:val="20"/>
         </w:rPr>
-        <w:t>Even with these safeguards in place, it is advised to leave core column types alone unless absolutely necessary, and to always back up the database before making any changes.</w:t>
+        <w:t xml:space="preserve">Even with these safeguards in place, it is advised to leave core column types alone unless </w:t>
+      </w:r>
+      <w:proofErr w:type="gramStart"/>
+      <w:r>
+        <w:rPr>
+          <w:sz w:val="20"/>
+          <w:szCs w:val="20"/>
+        </w:rPr>
+        <w:t>absolutely necessary</w:t>
+      </w:r>
+      <w:proofErr w:type="gramEnd"/>
+      <w:r>
+        <w:rPr>
+          <w:sz w:val="20"/>
+          <w:szCs w:val="20"/>
+        </w:rPr>
+        <w:t>, and to always back up the database before making any changes.</w:t>
       </w:r>
     </w:p>
     <w:p>
@@ -18091,8 +18738,49 @@
           <w:sz w:val="20"/>
           <w:szCs w:val="20"/>
         </w:rPr>
-        <w:t>. The column orders are stored in the OrganisationOrder, AssetOrder, ContactOrder</w:t>
-      </w:r>
+        <w:t xml:space="preserve">. The column orders are stored in the </w:t>
+      </w:r>
+      <w:proofErr w:type="spellStart"/>
+      <w:r>
+        <w:rPr>
+          <w:sz w:val="20"/>
+          <w:szCs w:val="20"/>
+        </w:rPr>
+        <w:t>OrganisationOrder</w:t>
+      </w:r>
+      <w:proofErr w:type="spellEnd"/>
+      <w:r>
+        <w:rPr>
+          <w:sz w:val="20"/>
+          <w:szCs w:val="20"/>
+        </w:rPr>
+        <w:t xml:space="preserve">, </w:t>
+      </w:r>
+      <w:proofErr w:type="spellStart"/>
+      <w:r>
+        <w:rPr>
+          <w:sz w:val="20"/>
+          <w:szCs w:val="20"/>
+        </w:rPr>
+        <w:t>AssetOrder</w:t>
+      </w:r>
+      <w:proofErr w:type="spellEnd"/>
+      <w:r>
+        <w:rPr>
+          <w:sz w:val="20"/>
+          <w:szCs w:val="20"/>
+        </w:rPr>
+        <w:t xml:space="preserve">, </w:t>
+      </w:r>
+      <w:proofErr w:type="spellStart"/>
+      <w:r>
+        <w:rPr>
+          <w:sz w:val="20"/>
+          <w:szCs w:val="20"/>
+        </w:rPr>
+        <w:t>ContactOrder</w:t>
+      </w:r>
+      <w:proofErr w:type="spellEnd"/>
       <w:r>
         <w:rPr>
           <w:sz w:val="20"/>
@@ -18105,15 +18793,65 @@
           <w:sz w:val="20"/>
           <w:szCs w:val="20"/>
         </w:rPr>
-        <w:t xml:space="preserve"> ConferenceOrder</w:t>
-      </w:r>
-      <w:r>
-        <w:rPr>
-          <w:sz w:val="20"/>
-          <w:szCs w:val="20"/>
-        </w:rPr>
-        <w:t>, TaskOrder, VisitOrder and DocumentOrder</w:t>
-      </w:r>
+        <w:t xml:space="preserve"> </w:t>
+      </w:r>
+      <w:proofErr w:type="spellStart"/>
+      <w:r>
+        <w:rPr>
+          <w:sz w:val="20"/>
+          <w:szCs w:val="20"/>
+        </w:rPr>
+        <w:t>ConferenceOrder</w:t>
+      </w:r>
+      <w:proofErr w:type="spellEnd"/>
+      <w:r>
+        <w:rPr>
+          <w:sz w:val="20"/>
+          <w:szCs w:val="20"/>
+        </w:rPr>
+        <w:t xml:space="preserve">, </w:t>
+      </w:r>
+      <w:proofErr w:type="spellStart"/>
+      <w:r>
+        <w:rPr>
+          <w:sz w:val="20"/>
+          <w:szCs w:val="20"/>
+        </w:rPr>
+        <w:t>TaskOrder</w:t>
+      </w:r>
+      <w:proofErr w:type="spellEnd"/>
+      <w:r>
+        <w:rPr>
+          <w:sz w:val="20"/>
+          <w:szCs w:val="20"/>
+        </w:rPr>
+        <w:t xml:space="preserve">, </w:t>
+      </w:r>
+      <w:proofErr w:type="spellStart"/>
+      <w:r>
+        <w:rPr>
+          <w:sz w:val="20"/>
+          <w:szCs w:val="20"/>
+        </w:rPr>
+        <w:t>VisitOrder</w:t>
+      </w:r>
+      <w:proofErr w:type="spellEnd"/>
+      <w:r>
+        <w:rPr>
+          <w:sz w:val="20"/>
+          <w:szCs w:val="20"/>
+        </w:rPr>
+        <w:t xml:space="preserve"> and </w:t>
+      </w:r>
+      <w:proofErr w:type="spellStart"/>
+      <w:r>
+        <w:rPr>
+          <w:sz w:val="20"/>
+          <w:szCs w:val="20"/>
+        </w:rPr>
+        <w:t>DocumentOrder</w:t>
+      </w:r>
+      <w:proofErr w:type="spellEnd"/>
       <w:r>
         <w:rPr>
           <w:sz w:val="20"/>
@@ -18163,6 +18901,7 @@
         </w:rPr>
         <w:t xml:space="preserve">Bridge Manager accounts with full admin rights have the capability to correct change reasons. This capability is restricted to administrators </w:t>
       </w:r>
+      <w:proofErr w:type="gramStart"/>
       <w:r>
         <w:rPr>
           <w:sz w:val="20"/>
@@ -18170,6 +18909,7 @@
         </w:rPr>
         <w:t>in order to</w:t>
       </w:r>
+      <w:proofErr w:type="gramEnd"/>
       <w:r>
         <w:rPr>
           <w:sz w:val="20"/>
@@ -18780,7 +19520,23 @@
           <w:sz w:val="20"/>
           <w:szCs w:val="20"/>
         </w:rPr>
-        <w:t>Correct the old reason, or type in a new one.</w:t>
+        <w:t xml:space="preserve">Correct the old </w:t>
+      </w:r>
+      <w:proofErr w:type="gramStart"/>
+      <w:r>
+        <w:rPr>
+          <w:sz w:val="20"/>
+          <w:szCs w:val="20"/>
+        </w:rPr>
+        <w:t>reason, or</w:t>
+      </w:r>
+      <w:proofErr w:type="gramEnd"/>
+      <w:r>
+        <w:rPr>
+          <w:sz w:val="20"/>
+          <w:szCs w:val="20"/>
+        </w:rPr>
+        <w:t xml:space="preserve"> type in a new one.</w:t>
       </w:r>
     </w:p>
     <w:p>
@@ -18866,6 +19622,7 @@
           <w:szCs w:val="40"/>
         </w:rPr>
       </w:pPr>
+      <w:proofErr w:type="spellStart"/>
       <w:r>
         <w:rPr>
           <w:b/>
@@ -18874,7 +19631,17 @@
           <w:szCs w:val="40"/>
         </w:rPr>
         <w:lastRenderedPageBreak/>
-        <w:t>BridgeManager Database Diagram</w:t>
+        <w:t>BridgeManager</w:t>
+      </w:r>
+      <w:proofErr w:type="spellEnd"/>
+      <w:r>
+        <w:rPr>
+          <w:b/>
+          <w:bCs/>
+          <w:sz w:val="40"/>
+          <w:szCs w:val="40"/>
+        </w:rPr>
+        <w:t xml:space="preserve"> Database Diagram</w:t>
       </w:r>
     </w:p>
     <w:p>
@@ -18903,8 +19670,49 @@
           <w:sz w:val="20"/>
           <w:szCs w:val="20"/>
         </w:rPr>
-        <w:t xml:space="preserve"> omits the OrganisationOrder, AssetOrder, ContactOrder</w:t>
-      </w:r>
+        <w:t xml:space="preserve"> omits the </w:t>
+      </w:r>
+      <w:proofErr w:type="spellStart"/>
+      <w:r>
+        <w:rPr>
+          <w:sz w:val="20"/>
+          <w:szCs w:val="20"/>
+        </w:rPr>
+        <w:t>OrganisationOrder</w:t>
+      </w:r>
+      <w:proofErr w:type="spellEnd"/>
+      <w:r>
+        <w:rPr>
+          <w:sz w:val="20"/>
+          <w:szCs w:val="20"/>
+        </w:rPr>
+        <w:t xml:space="preserve">, </w:t>
+      </w:r>
+      <w:proofErr w:type="spellStart"/>
+      <w:r>
+        <w:rPr>
+          <w:sz w:val="20"/>
+          <w:szCs w:val="20"/>
+        </w:rPr>
+        <w:t>AssetOrder</w:t>
+      </w:r>
+      <w:proofErr w:type="spellEnd"/>
+      <w:r>
+        <w:rPr>
+          <w:sz w:val="20"/>
+          <w:szCs w:val="20"/>
+        </w:rPr>
+        <w:t xml:space="preserve">, </w:t>
+      </w:r>
+      <w:proofErr w:type="spellStart"/>
+      <w:r>
+        <w:rPr>
+          <w:sz w:val="20"/>
+          <w:szCs w:val="20"/>
+        </w:rPr>
+        <w:t>ContactOrder</w:t>
+      </w:r>
+      <w:proofErr w:type="spellEnd"/>
       <w:r>
         <w:rPr>
           <w:sz w:val="20"/>
@@ -18917,8 +19725,17 @@
           <w:sz w:val="20"/>
           <w:szCs w:val="20"/>
         </w:rPr>
-        <w:t xml:space="preserve"> ConferenceOrder</w:t>
-      </w:r>
+        <w:t xml:space="preserve"> </w:t>
+      </w:r>
+      <w:proofErr w:type="spellStart"/>
+      <w:r>
+        <w:rPr>
+          <w:sz w:val="20"/>
+          <w:szCs w:val="20"/>
+        </w:rPr>
+        <w:t>ConferenceOrder</w:t>
+      </w:r>
+      <w:proofErr w:type="spellEnd"/>
       <w:r>
         <w:rPr>
           <w:sz w:val="20"/>
@@ -18931,21 +19748,78 @@
           <w:sz w:val="20"/>
           <w:szCs w:val="20"/>
         </w:rPr>
-        <w:t xml:space="preserve"> TaskOrder, VisitOrder, DocumentOrder</w:t>
-      </w:r>
-      <w:r>
-        <w:rPr>
-          <w:sz w:val="20"/>
-          <w:szCs w:val="20"/>
-        </w:rPr>
         <w:t xml:space="preserve"> </w:t>
       </w:r>
-      <w:r>
-        <w:rPr>
-          <w:sz w:val="20"/>
-          <w:szCs w:val="20"/>
-        </w:rPr>
-        <w:t>and FriendlyNames table</w:t>
+      <w:proofErr w:type="spellStart"/>
+      <w:r>
+        <w:rPr>
+          <w:sz w:val="20"/>
+          <w:szCs w:val="20"/>
+        </w:rPr>
+        <w:t>TaskOrder</w:t>
+      </w:r>
+      <w:proofErr w:type="spellEnd"/>
+      <w:r>
+        <w:rPr>
+          <w:sz w:val="20"/>
+          <w:szCs w:val="20"/>
+        </w:rPr>
+        <w:t xml:space="preserve">, </w:t>
+      </w:r>
+      <w:proofErr w:type="spellStart"/>
+      <w:r>
+        <w:rPr>
+          <w:sz w:val="20"/>
+          <w:szCs w:val="20"/>
+        </w:rPr>
+        <w:t>VisitOrder</w:t>
+      </w:r>
+      <w:proofErr w:type="spellEnd"/>
+      <w:r>
+        <w:rPr>
+          <w:sz w:val="20"/>
+          <w:szCs w:val="20"/>
+        </w:rPr>
+        <w:t xml:space="preserve">, </w:t>
+      </w:r>
+      <w:proofErr w:type="spellStart"/>
+      <w:r>
+        <w:rPr>
+          <w:sz w:val="20"/>
+          <w:szCs w:val="20"/>
+        </w:rPr>
+        <w:t>DocumentOrder</w:t>
+      </w:r>
+      <w:proofErr w:type="spellEnd"/>
+      <w:r>
+        <w:rPr>
+          <w:sz w:val="20"/>
+          <w:szCs w:val="20"/>
+        </w:rPr>
+        <w:t xml:space="preserve"> </w:t>
+      </w:r>
+      <w:r>
+        <w:rPr>
+          <w:sz w:val="20"/>
+          <w:szCs w:val="20"/>
+        </w:rPr>
+        <w:t xml:space="preserve">and </w:t>
+      </w:r>
+      <w:proofErr w:type="spellStart"/>
+      <w:r>
+        <w:rPr>
+          <w:sz w:val="20"/>
+          <w:szCs w:val="20"/>
+        </w:rPr>
+        <w:t>FriendlyNames</w:t>
+      </w:r>
+      <w:proofErr w:type="spellEnd"/>
+      <w:r>
+        <w:rPr>
+          <w:sz w:val="20"/>
+          <w:szCs w:val="20"/>
+        </w:rPr>
+        <w:t xml:space="preserve"> table</w:t>
       </w:r>
       <w:r>
         <w:rPr>
@@ -19075,7 +19949,7 @@
 </file>
 
 <file path=word/endnotes.xml><?xml version="1.0" encoding="utf-8"?>
-<w:endnotes xmlns:wpc="http://schemas.microsoft.com/office/word/2010/wordprocessingCanvas" xmlns:cx="http://schemas.microsoft.com/office/drawing/2014/chartex" xmlns:cx1="http://schemas.microsoft.com/office/drawing/2015/9/8/chartex" xmlns:cx2="http://schemas.microsoft.com/office/drawing/2015/10/21/chartex" xmlns:cx3="http://schemas.microsoft.com/office/drawing/2016/5/9/chartex" xmlns:cx4="http://schemas.microsoft.com/office/drawing/2016/5/10/chartex" xmlns:cx5="http://schemas.microsoft.com/office/drawing/2016/5/11/chartex" xmlns:cx6="http://schemas.microsoft.com/office/drawing/2016/5/12/chartex" xmlns:cx7="http://schemas.microsoft.com/office/drawing/2016/5/13/chartex" xmlns:cx8="http://schemas.microsoft.com/office/drawing/2016/5/14/chartex" xmlns:mc="http://schemas.openxmlformats.org/markup-compatibility/2006" xmlns:aink="http://schemas.microsoft.com/office/drawing/2016/ink" xmlns:am3d="http://schemas.microsoft.com/office/drawing/2017/model3d" xmlns:o="urn:schemas-microsoft-com:office:office" xmlns:oel="http://schemas.microsoft.com/office/2019/extlst" xmlns:r="http://schemas.openxmlformats.org/officeDocument/2006/relationships" xmlns:m="http://schemas.openxmlformats.org/officeDocument/2006/math" xmlns:v="urn:schemas-microsoft-com:vml" xmlns:wp14="http://schemas.microsoft.com/office/word/2010/wordprocessingDrawing" xmlns:wp="http://schemas.openxmlformats.org/drawingml/2006/wordprocessingDrawing" xmlns:w10="urn:schemas-microsoft-com:office:word" xmlns:w="http://schemas.openxmlformats.org/wordprocessingml/2006/main" xmlns:w14="http://schemas.microsoft.com/office/word/2010/wordml" xmlns:w15="http://schemas.microsoft.com/office/word/2012/wordml" xmlns:w16cei="http://schemas.microsoft.com/office/word/2026/wordml/cei" xmlns:w16cex="http://schemas.microsoft.com/office/word/2018/wordml/cex" xmlns:w16cid="http://schemas.microsoft.com/office/word/2016/wordml/cid" xmlns:w16="http://schemas.microsoft.com/office/word/2018/wordml" xmlns:w16du="http://schemas.microsoft.com/office/word/2023/wordml/word16du" xmlns:w16sdtdh="http://schemas.microsoft.com/office/word/2020/wordml/sdtdatahash" xmlns:w16sdtfl="http://schemas.microsoft.com/office/word/2024/wordml/sdtformatlock" xmlns:w16se="http://schemas.microsoft.com/office/word/2015/wordml/symex" xmlns:wpg="http://schemas.microsoft.com/office/word/2010/wordprocessingGroup" xmlns:wpi="http://schemas.microsoft.com/office/word/2010/wordprocessingInk" xmlns:wne="http://schemas.microsoft.com/office/word/2006/wordml" xmlns:wps="http://schemas.microsoft.com/office/word/2010/wordprocessingShape" mc:Ignorable="w14 w15 w16se w16cid w16 w16cex w16sdtdh w16sdtfl w16du wp14">
+<w:endnotes xmlns:wpc="http://schemas.microsoft.com/office/word/2010/wordprocessingCanvas" xmlns:cx="http://schemas.microsoft.com/office/drawing/2014/chartex" xmlns:cx1="http://schemas.microsoft.com/office/drawing/2015/9/8/chartex" xmlns:cx2="http://schemas.microsoft.com/office/drawing/2015/10/21/chartex" xmlns:cx3="http://schemas.microsoft.com/office/drawing/2016/5/9/chartex" xmlns:cx4="http://schemas.microsoft.com/office/drawing/2016/5/10/chartex" xmlns:cx5="http://schemas.microsoft.com/office/drawing/2016/5/11/chartex" xmlns:cx6="http://schemas.microsoft.com/office/drawing/2016/5/12/chartex" xmlns:cx7="http://schemas.microsoft.com/office/drawing/2016/5/13/chartex" xmlns:cx8="http://schemas.microsoft.com/office/drawing/2016/5/14/chartex" xmlns:mc="http://schemas.openxmlformats.org/markup-compatibility/2006" xmlns:aink="http://schemas.microsoft.com/office/drawing/2016/ink" xmlns:am3d="http://schemas.microsoft.com/office/drawing/2017/model3d" xmlns:o="urn:schemas-microsoft-com:office:office" xmlns:oel="http://schemas.microsoft.com/office/2019/extlst" xmlns:r="http://schemas.openxmlformats.org/officeDocument/2006/relationships" xmlns:m="http://schemas.openxmlformats.org/officeDocument/2006/math" xmlns:v="urn:schemas-microsoft-com:vml" xmlns:wp14="http://schemas.microsoft.com/office/word/2010/wordprocessingDrawing" xmlns:wp="http://schemas.openxmlformats.org/drawingml/2006/wordprocessingDrawing" xmlns:w10="urn:schemas-microsoft-com:office:word" xmlns:w="http://schemas.openxmlformats.org/wordprocessingml/2006/main" xmlns:w14="http://schemas.microsoft.com/office/word/2010/wordml" xmlns:w15="http://schemas.microsoft.com/office/word/2012/wordml" xmlns:w16cex="http://schemas.microsoft.com/office/word/2018/wordml/cex" xmlns:w16cid="http://schemas.microsoft.com/office/word/2016/wordml/cid" xmlns:w16="http://schemas.microsoft.com/office/word/2018/wordml" xmlns:w16du="http://schemas.microsoft.com/office/word/2023/wordml/word16du" xmlns:w16sdtdh="http://schemas.microsoft.com/office/word/2020/wordml/sdtdatahash" xmlns:w16sdtfl="http://schemas.microsoft.com/office/word/2024/wordml/sdtformatlock" xmlns:w16se="http://schemas.microsoft.com/office/word/2015/wordml/symex" xmlns:wpg="http://schemas.microsoft.com/office/word/2010/wordprocessingGroup" xmlns:wpi="http://schemas.microsoft.com/office/word/2010/wordprocessingInk" xmlns:wne="http://schemas.microsoft.com/office/word/2006/wordml" xmlns:wps="http://schemas.microsoft.com/office/word/2010/wordprocessingShape" mc:Ignorable="w14 w15 w16se w16cid w16 w16cex w16sdtdh w16sdtfl w16du wp14">
   <w:endnote w:type="separator" w:id="-1">
     <w:p>
       <w:pPr>
@@ -19100,7 +19974,7 @@
 </file>
 
 <file path=word/footer1.xml><?xml version="1.0" encoding="utf-8"?>
-<w:ftr xmlns:wpc="http://schemas.microsoft.com/office/word/2010/wordprocessingCanvas" xmlns:cx="http://schemas.microsoft.com/office/drawing/2014/chartex" xmlns:cx1="http://schemas.microsoft.com/office/drawing/2015/9/8/chartex" xmlns:cx2="http://schemas.microsoft.com/office/drawing/2015/10/21/chartex" xmlns:cx3="http://schemas.microsoft.com/office/drawing/2016/5/9/chartex" xmlns:cx4="http://schemas.microsoft.com/office/drawing/2016/5/10/chartex" xmlns:cx5="http://schemas.microsoft.com/office/drawing/2016/5/11/chartex" xmlns:cx6="http://schemas.microsoft.com/office/drawing/2016/5/12/chartex" xmlns:cx7="http://schemas.microsoft.com/office/drawing/2016/5/13/chartex" xmlns:cx8="http://schemas.microsoft.com/office/drawing/2016/5/14/chartex" xmlns:mc="http://schemas.openxmlformats.org/markup-compatibility/2006" xmlns:aink="http://schemas.microsoft.com/office/drawing/2016/ink" xmlns:am3d="http://schemas.microsoft.com/office/drawing/2017/model3d" xmlns:o="urn:schemas-microsoft-com:office:office" xmlns:oel="http://schemas.microsoft.com/office/2019/extlst" xmlns:r="http://schemas.openxmlformats.org/officeDocument/2006/relationships" xmlns:m="http://schemas.openxmlformats.org/officeDocument/2006/math" xmlns:v="urn:schemas-microsoft-com:vml" xmlns:wp14="http://schemas.microsoft.com/office/word/2010/wordprocessingDrawing" xmlns:wp="http://schemas.openxmlformats.org/drawingml/2006/wordprocessingDrawing" xmlns:w10="urn:schemas-microsoft-com:office:word" xmlns:w="http://schemas.openxmlformats.org/wordprocessingml/2006/main" xmlns:w14="http://schemas.microsoft.com/office/word/2010/wordml" xmlns:w15="http://schemas.microsoft.com/office/word/2012/wordml" xmlns:w16cei="http://schemas.microsoft.com/office/word/2026/wordml/cei" xmlns:w16cex="http://schemas.microsoft.com/office/word/2018/wordml/cex" xmlns:w16cid="http://schemas.microsoft.com/office/word/2016/wordml/cid" xmlns:w16="http://schemas.microsoft.com/office/word/2018/wordml" xmlns:w16du="http://schemas.microsoft.com/office/word/2023/wordml/word16du" xmlns:w16sdtdh="http://schemas.microsoft.com/office/word/2020/wordml/sdtdatahash" xmlns:w16sdtfl="http://schemas.microsoft.com/office/word/2024/wordml/sdtformatlock" xmlns:w16se="http://schemas.microsoft.com/office/word/2015/wordml/symex" xmlns:wpg="http://schemas.microsoft.com/office/word/2010/wordprocessingGroup" xmlns:wpi="http://schemas.microsoft.com/office/word/2010/wordprocessingInk" xmlns:wne="http://schemas.microsoft.com/office/word/2006/wordml" xmlns:wps="http://schemas.microsoft.com/office/word/2010/wordprocessingShape" mc:Ignorable="w14 w15 w16se w16cid w16 w16cex w16sdtdh w16sdtfl w16du wp14">
+<w:ftr xmlns:wpc="http://schemas.microsoft.com/office/word/2010/wordprocessingCanvas" xmlns:cx="http://schemas.microsoft.com/office/drawing/2014/chartex" xmlns:cx1="http://schemas.microsoft.com/office/drawing/2015/9/8/chartex" xmlns:cx2="http://schemas.microsoft.com/office/drawing/2015/10/21/chartex" xmlns:cx3="http://schemas.microsoft.com/office/drawing/2016/5/9/chartex" xmlns:cx4="http://schemas.microsoft.com/office/drawing/2016/5/10/chartex" xmlns:cx5="http://schemas.microsoft.com/office/drawing/2016/5/11/chartex" xmlns:cx6="http://schemas.microsoft.com/office/drawing/2016/5/12/chartex" xmlns:cx7="http://schemas.microsoft.com/office/drawing/2016/5/13/chartex" xmlns:cx8="http://schemas.microsoft.com/office/drawing/2016/5/14/chartex" xmlns:mc="http://schemas.openxmlformats.org/markup-compatibility/2006" xmlns:aink="http://schemas.microsoft.com/office/drawing/2016/ink" xmlns:am3d="http://schemas.microsoft.com/office/drawing/2017/model3d" xmlns:o="urn:schemas-microsoft-com:office:office" xmlns:oel="http://schemas.microsoft.com/office/2019/extlst" xmlns:r="http://schemas.openxmlformats.org/officeDocument/2006/relationships" xmlns:m="http://schemas.openxmlformats.org/officeDocument/2006/math" xmlns:v="urn:schemas-microsoft-com:vml" xmlns:wp14="http://schemas.microsoft.com/office/word/2010/wordprocessingDrawing" xmlns:wp="http://schemas.openxmlformats.org/drawingml/2006/wordprocessingDrawing" xmlns:w10="urn:schemas-microsoft-com:office:word" xmlns:w="http://schemas.openxmlformats.org/wordprocessingml/2006/main" xmlns:w14="http://schemas.microsoft.com/office/word/2010/wordml" xmlns:w15="http://schemas.microsoft.com/office/word/2012/wordml" xmlns:w16cex="http://schemas.microsoft.com/office/word/2018/wordml/cex" xmlns:w16cid="http://schemas.microsoft.com/office/word/2016/wordml/cid" xmlns:w16="http://schemas.microsoft.com/office/word/2018/wordml" xmlns:w16du="http://schemas.microsoft.com/office/word/2023/wordml/word16du" xmlns:w16sdtdh="http://schemas.microsoft.com/office/word/2020/wordml/sdtdatahash" xmlns:w16sdtfl="http://schemas.microsoft.com/office/word/2024/wordml/sdtformatlock" xmlns:w16se="http://schemas.microsoft.com/office/word/2015/wordml/symex" xmlns:wpg="http://schemas.microsoft.com/office/word/2010/wordprocessingGroup" xmlns:wpi="http://schemas.microsoft.com/office/word/2010/wordprocessingInk" xmlns:wne="http://schemas.microsoft.com/office/word/2006/wordml" xmlns:wps="http://schemas.microsoft.com/office/word/2010/wordprocessingShape" mc:Ignorable="w14 w15 w16se w16cid w16 w16cex w16sdtdh w16sdtfl w16du wp14">
   <w:sdt>
     <w:sdtPr>
       <w:id w:val="1735817785"/>
@@ -19232,7 +20106,7 @@
             <v:shape id="_x0000_s1025" type="#_x0000_t75" style="position:absolute;left:0;text-align:left;margin-left:463.75pt;margin-top:.75pt;width:63.55pt;height:9.75pt;z-index:251659264;mso-position-horizontal-relative:text;mso-position-vertical-relative:text">
               <v:imagedata r:id="rId2" o:title=""/>
             </v:shape>
-            <o:OLEObject Type="Embed" ProgID="PBrush" ShapeID="_x0000_s1025" DrawAspect="Content" ObjectID="_1848746520" r:id="rId3"/>
+            <o:OLEObject Type="Embed" ProgID="PBrush" ShapeID="_x0000_s1025" DrawAspect="Content" ObjectID="_1852465558" r:id="rId3"/>
           </w:object>
         </w:r>
         <w:r>
@@ -19279,7 +20153,7 @@
 </file>
 
 <file path=word/footnotes.xml><?xml version="1.0" encoding="utf-8"?>
-<w:footnotes xmlns:wpc="http://schemas.microsoft.com/office/word/2010/wordprocessingCanvas" xmlns:cx="http://schemas.microsoft.com/office/drawing/2014/chartex" xmlns:cx1="http://schemas.microsoft.com/office/drawing/2015/9/8/chartex" xmlns:cx2="http://schemas.microsoft.com/office/drawing/2015/10/21/chartex" xmlns:cx3="http://schemas.microsoft.com/office/drawing/2016/5/9/chartex" xmlns:cx4="http://schemas.microsoft.com/office/drawing/2016/5/10/chartex" xmlns:cx5="http://schemas.microsoft.com/office/drawing/2016/5/11/chartex" xmlns:cx6="http://schemas.microsoft.com/office/drawing/2016/5/12/chartex" xmlns:cx7="http://schemas.microsoft.com/office/drawing/2016/5/13/chartex" xmlns:cx8="http://schemas.microsoft.com/office/drawing/2016/5/14/chartex" xmlns:mc="http://schemas.openxmlformats.org/markup-compatibility/2006" xmlns:aink="http://schemas.microsoft.com/office/drawing/2016/ink" xmlns:am3d="http://schemas.microsoft.com/office/drawing/2017/model3d" xmlns:o="urn:schemas-microsoft-com:office:office" xmlns:oel="http://schemas.microsoft.com/office/2019/extlst" xmlns:r="http://schemas.openxmlformats.org/officeDocument/2006/relationships" xmlns:m="http://schemas.openxmlformats.org/officeDocument/2006/math" xmlns:v="urn:schemas-microsoft-com:vml" xmlns:wp14="http://schemas.microsoft.com/office/word/2010/wordprocessingDrawing" xmlns:wp="http://schemas.openxmlformats.org/drawingml/2006/wordprocessingDrawing" xmlns:w10="urn:schemas-microsoft-com:office:word" xmlns:w="http://schemas.openxmlformats.org/wordprocessingml/2006/main" xmlns:w14="http://schemas.microsoft.com/office/word/2010/wordml" xmlns:w15="http://schemas.microsoft.com/office/word/2012/wordml" xmlns:w16cei="http://schemas.microsoft.com/office/word/2026/wordml/cei" xmlns:w16cex="http://schemas.microsoft.com/office/word/2018/wordml/cex" xmlns:w16cid="http://schemas.microsoft.com/office/word/2016/wordml/cid" xmlns:w16="http://schemas.microsoft.com/office/word/2018/wordml" xmlns:w16du="http://schemas.microsoft.com/office/word/2023/wordml/word16du" xmlns:w16sdtdh="http://schemas.microsoft.com/office/word/2020/wordml/sdtdatahash" xmlns:w16sdtfl="http://schemas.microsoft.com/office/word/2024/wordml/sdtformatlock" xmlns:w16se="http://schemas.microsoft.com/office/word/2015/wordml/symex" xmlns:wpg="http://schemas.microsoft.com/office/word/2010/wordprocessingGroup" xmlns:wpi="http://schemas.microsoft.com/office/word/2010/wordprocessingInk" xmlns:wne="http://schemas.microsoft.com/office/word/2006/wordml" xmlns:wps="http://schemas.microsoft.com/office/word/2010/wordprocessingShape" mc:Ignorable="w14 w15 w16se w16cid w16 w16cex w16sdtdh w16sdtfl w16du wp14">
+<w:footnotes xmlns:wpc="http://schemas.microsoft.com/office/word/2010/wordprocessingCanvas" xmlns:cx="http://schemas.microsoft.com/office/drawing/2014/chartex" xmlns:cx1="http://schemas.microsoft.com/office/drawing/2015/9/8/chartex" xmlns:cx2="http://schemas.microsoft.com/office/drawing/2015/10/21/chartex" xmlns:cx3="http://schemas.microsoft.com/office/drawing/2016/5/9/chartex" xmlns:cx4="http://schemas.microsoft.com/office/drawing/2016/5/10/chartex" xmlns:cx5="http://schemas.microsoft.com/office/drawing/2016/5/11/chartex" xmlns:cx6="http://schemas.microsoft.com/office/drawing/2016/5/12/chartex" xmlns:cx7="http://schemas.microsoft.com/office/drawing/2016/5/13/chartex" xmlns:cx8="http://schemas.microsoft.com/office/drawing/2016/5/14/chartex" xmlns:mc="http://schemas.openxmlformats.org/markup-compatibility/2006" xmlns:aink="http://schemas.microsoft.com/office/drawing/2016/ink" xmlns:am3d="http://schemas.microsoft.com/office/drawing/2017/model3d" xmlns:o="urn:schemas-microsoft-com:office:office" xmlns:oel="http://schemas.microsoft.com/office/2019/extlst" xmlns:r="http://schemas.openxmlformats.org/officeDocument/2006/relationships" xmlns:m="http://schemas.openxmlformats.org/officeDocument/2006/math" xmlns:v="urn:schemas-microsoft-com:vml" xmlns:wp14="http://schemas.microsoft.com/office/word/2010/wordprocessingDrawing" xmlns:wp="http://schemas.openxmlformats.org/drawingml/2006/wordprocessingDrawing" xmlns:w10="urn:schemas-microsoft-com:office:word" xmlns:w="http://schemas.openxmlformats.org/wordprocessingml/2006/main" xmlns:w14="http://schemas.microsoft.com/office/word/2010/wordml" xmlns:w15="http://schemas.microsoft.com/office/word/2012/wordml" xmlns:w16cex="http://schemas.microsoft.com/office/word/2018/wordml/cex" xmlns:w16cid="http://schemas.microsoft.com/office/word/2016/wordml/cid" xmlns:w16="http://schemas.microsoft.com/office/word/2018/wordml" xmlns:w16du="http://schemas.microsoft.com/office/word/2023/wordml/word16du" xmlns:w16sdtdh="http://schemas.microsoft.com/office/word/2020/wordml/sdtdatahash" xmlns:w16sdtfl="http://schemas.microsoft.com/office/word/2024/wordml/sdtformatlock" xmlns:w16se="http://schemas.microsoft.com/office/word/2015/wordml/symex" xmlns:wpg="http://schemas.microsoft.com/office/word/2010/wordprocessingGroup" xmlns:wpi="http://schemas.microsoft.com/office/word/2010/wordprocessingInk" xmlns:wne="http://schemas.microsoft.com/office/word/2006/wordml" xmlns:wps="http://schemas.microsoft.com/office/word/2010/wordprocessingShape" mc:Ignorable="w14 w15 w16se w16cid w16 w16cex w16sdtdh w16sdtfl w16du wp14">
   <w:footnote w:type="separator" w:id="-1">
     <w:p>
       <w:pPr>
@@ -19304,7 +20178,7 @@
 </file>
 
 <file path=word/numbering.xml><?xml version="1.0" encoding="utf-8"?>
-<w:numbering xmlns:wpc="http://schemas.microsoft.com/office/word/2010/wordprocessingCanvas" xmlns:cx="http://schemas.microsoft.com/office/drawing/2014/chartex" xmlns:cx1="http://schemas.microsoft.com/office/drawing/2015/9/8/chartex" xmlns:cx2="http://schemas.microsoft.com/office/drawing/2015/10/21/chartex" xmlns:cx3="http://schemas.microsoft.com/office/drawing/2016/5/9/chartex" xmlns:cx4="http://schemas.microsoft.com/office/drawing/2016/5/10/chartex" xmlns:cx5="http://schemas.microsoft.com/office/drawing/2016/5/11/chartex" xmlns:cx6="http://schemas.microsoft.com/office/drawing/2016/5/12/chartex" xmlns:cx7="http://schemas.microsoft.com/office/drawing/2016/5/13/chartex" xmlns:cx8="http://schemas.microsoft.com/office/drawing/2016/5/14/chartex" xmlns:mc="http://schemas.openxmlformats.org/markup-compatibility/2006" xmlns:aink="http://schemas.microsoft.com/office/drawing/2016/ink" xmlns:am3d="http://schemas.microsoft.com/office/drawing/2017/model3d" xmlns:o="urn:schemas-microsoft-com:office:office" xmlns:oel="http://schemas.microsoft.com/office/2019/extlst" xmlns:r="http://schemas.openxmlformats.org/officeDocument/2006/relationships" xmlns:m="http://schemas.openxmlformats.org/officeDocument/2006/math" xmlns:v="urn:schemas-microsoft-com:vml" xmlns:wp14="http://schemas.microsoft.com/office/word/2010/wordprocessingDrawing" xmlns:wp="http://schemas.openxmlformats.org/drawingml/2006/wordprocessingDrawing" xmlns:w10="urn:schemas-microsoft-com:office:word" xmlns:w="http://schemas.openxmlformats.org/wordprocessingml/2006/main" xmlns:w14="http://schemas.microsoft.com/office/word/2010/wordml" xmlns:w15="http://schemas.microsoft.com/office/word/2012/wordml" xmlns:w16cei="http://schemas.microsoft.com/office/word/2026/wordml/cei" xmlns:w16cex="http://schemas.microsoft.com/office/word/2018/wordml/cex" xmlns:w16cid="http://schemas.microsoft.com/office/word/2016/wordml/cid" xmlns:w16="http://schemas.microsoft.com/office/word/2018/wordml" xmlns:w16du="http://schemas.microsoft.com/office/word/2023/wordml/word16du" xmlns:w16sdtdh="http://schemas.microsoft.com/office/word/2020/wordml/sdtdatahash" xmlns:w16sdtfl="http://schemas.microsoft.com/office/word/2024/wordml/sdtformatlock" xmlns:w16se="http://schemas.microsoft.com/office/word/2015/wordml/symex" xmlns:wpg="http://schemas.microsoft.com/office/word/2010/wordprocessingGroup" xmlns:wpi="http://schemas.microsoft.com/office/word/2010/wordprocessingInk" xmlns:wne="http://schemas.microsoft.com/office/word/2006/wordml" xmlns:wps="http://schemas.microsoft.com/office/word/2010/wordprocessingShape" mc:Ignorable="w14 w15 w16se w16cid w16 w16cex w16sdtdh w16sdtfl w16du wp14">
+<w:numbering xmlns:wpc="http://schemas.microsoft.com/office/word/2010/wordprocessingCanvas" xmlns:cx="http://schemas.microsoft.com/office/drawing/2014/chartex" xmlns:cx1="http://schemas.microsoft.com/office/drawing/2015/9/8/chartex" xmlns:cx2="http://schemas.microsoft.com/office/drawing/2015/10/21/chartex" xmlns:cx3="http://schemas.microsoft.com/office/drawing/2016/5/9/chartex" xmlns:cx4="http://schemas.microsoft.com/office/drawing/2016/5/10/chartex" xmlns:cx5="http://schemas.microsoft.com/office/drawing/2016/5/11/chartex" xmlns:cx6="http://schemas.microsoft.com/office/drawing/2016/5/12/chartex" xmlns:cx7="http://schemas.microsoft.com/office/drawing/2016/5/13/chartex" xmlns:cx8="http://schemas.microsoft.com/office/drawing/2016/5/14/chartex" xmlns:mc="http://schemas.openxmlformats.org/markup-compatibility/2006" xmlns:aink="http://schemas.microsoft.com/office/drawing/2016/ink" xmlns:am3d="http://schemas.microsoft.com/office/drawing/2017/model3d" xmlns:o="urn:schemas-microsoft-com:office:office" xmlns:oel="http://schemas.microsoft.com/office/2019/extlst" xmlns:r="http://schemas.openxmlformats.org/officeDocument/2006/relationships" xmlns:m="http://schemas.openxmlformats.org/officeDocument/2006/math" xmlns:v="urn:schemas-microsoft-com:vml" xmlns:wp14="http://schemas.microsoft.com/office/word/2010/wordprocessingDrawing" xmlns:wp="http://schemas.openxmlformats.org/drawingml/2006/wordprocessingDrawing" xmlns:w10="urn:schemas-microsoft-com:office:word" xmlns:w="http://schemas.openxmlformats.org/wordprocessingml/2006/main" xmlns:w14="http://schemas.microsoft.com/office/word/2010/wordml" xmlns:w15="http://schemas.microsoft.com/office/word/2012/wordml" xmlns:w16cex="http://schemas.microsoft.com/office/word/2018/wordml/cex" xmlns:w16cid="http://schemas.microsoft.com/office/word/2016/wordml/cid" xmlns:w16="http://schemas.microsoft.com/office/word/2018/wordml" xmlns:w16du="http://schemas.microsoft.com/office/word/2023/wordml/word16du" xmlns:w16sdtdh="http://schemas.microsoft.com/office/word/2020/wordml/sdtdatahash" xmlns:w16sdtfl="http://schemas.microsoft.com/office/word/2024/wordml/sdtformatlock" xmlns:w16se="http://schemas.microsoft.com/office/word/2015/wordml/symex" xmlns:wpg="http://schemas.microsoft.com/office/word/2010/wordprocessingGroup" xmlns:wpi="http://schemas.microsoft.com/office/word/2010/wordprocessingInk" xmlns:wne="http://schemas.microsoft.com/office/word/2006/wordml" xmlns:wps="http://schemas.microsoft.com/office/word/2010/wordprocessingShape" mc:Ignorable="w14 w15 w16se w16cid w16 w16cex w16sdtdh w16sdtfl w16du wp14">
   <w:abstractNum w:abstractNumId="0" w15:restartNumberingAfterBreak="0">
     <w:nsid w:val="036618BC"/>
     <w:multiLevelType w:val="hybridMultilevel"/>
